--- a/ADSO3317502_GA2-220501095-AA2-EV05. TallerPracticoCreacionTriggers-16102026.docx
+++ b/ADSO3317502_GA2-220501095-AA2-EV05. TallerPracticoCreacionTriggers-16102026.docx
@@ -208,17 +208,7 @@
           <w:sz w:val="28"/>
           <w:szCs w:val="28"/>
         </w:rPr>
-        <w:t>TALLER PRÁCTICO DE TRIGGERS</w:t>
-      </w:r>
-      <w:r>
-        <w:rPr>
-          <w:b/>
-          <w:bCs/>
-          <w:color w:val="1F2A22"/>
-          <w:sz w:val="28"/>
-          <w:szCs w:val="28"/>
-        </w:rPr>
-        <w:t xml:space="preserve"> </w:t>
+        <w:t xml:space="preserve">TALLER PRÁCTICO DE TRIGGERS </w:t>
       </w:r>
       <w:r>
         <w:rPr>
@@ -257,35 +247,7 @@
         <w:rPr>
           <w:color w:val="1F2A22"/>
         </w:rPr>
-        <w:t xml:space="preserve">Diseñar, implementar y probar </w:t>
-      </w:r>
-      <w:proofErr w:type="spellStart"/>
-      <w:r>
-        <w:rPr>
-          <w:color w:val="1F2A22"/>
-        </w:rPr>
-        <w:t>triggers</w:t>
-      </w:r>
-      <w:proofErr w:type="spellEnd"/>
-      <w:r>
-        <w:rPr>
-          <w:color w:val="1F2A22"/>
-        </w:rPr>
-        <w:t xml:space="preserve"> en MySQL sobre el caso </w:t>
-      </w:r>
-      <w:proofErr w:type="spellStart"/>
-      <w:r>
-        <w:rPr>
-          <w:color w:val="1F2A22"/>
-        </w:rPr>
-        <w:t>BiblioSENA</w:t>
-      </w:r>
-      <w:proofErr w:type="spellEnd"/>
-      <w:r>
-        <w:rPr>
-          <w:color w:val="1F2A22"/>
-        </w:rPr>
-        <w:t>, y comparar dos formas distintas de resolver cada problema.</w:t>
+        <w:t>Diseñar, implementar y probar triggers en MySQL sobre el caso BiblioSENA, y comparar dos formas distintas de resolver cada problema.</w:t>
       </w:r>
     </w:p>
     <w:p>
@@ -314,35 +276,7 @@
         <w:rPr>
           <w:color w:val="1F2A22"/>
         </w:rPr>
-        <w:t xml:space="preserve">•  Un script SQL (use la plantilla </w:t>
-      </w:r>
-      <w:proofErr w:type="spellStart"/>
-      <w:r>
-        <w:rPr>
-          <w:color w:val="1F2A22"/>
-        </w:rPr>
-        <w:t>Taller_Triggers_BiblioSENA_plantilla.sql</w:t>
-      </w:r>
-      <w:proofErr w:type="spellEnd"/>
-      <w:r>
-        <w:rPr>
-          <w:color w:val="1F2A22"/>
-        </w:rPr>
-        <w:t xml:space="preserve">) con las dos soluciones de cada </w:t>
-      </w:r>
-      <w:proofErr w:type="spellStart"/>
-      <w:r>
-        <w:rPr>
-          <w:color w:val="1F2A22"/>
-        </w:rPr>
-        <w:t>trigger</w:t>
-      </w:r>
-      <w:proofErr w:type="spellEnd"/>
-      <w:r>
-        <w:rPr>
-          <w:color w:val="1F2A22"/>
-        </w:rPr>
-        <w:t>. Cada instrucción SQL que use debe llevar un comentario que explique qué hace.</w:t>
+        <w:t>•  Un script SQL (use la plantilla Taller_Triggers_BiblioSENA_plantilla.sql) con las dos soluciones de cada trigger. Cada instrucción SQL que use debe llevar un comentario que explique qué hace.</w:t>
       </w:r>
     </w:p>
     <w:p>
@@ -381,77 +315,7 @@
         <w:rPr>
           <w:color w:val="1F2A22"/>
         </w:rPr>
-        <w:t xml:space="preserve">Antes de empezar, ejecute </w:t>
-      </w:r>
-      <w:proofErr w:type="spellStart"/>
-      <w:r>
-        <w:rPr>
-          <w:color w:val="1F2A22"/>
-        </w:rPr>
-        <w:t>BD_BiblioSENA.sql</w:t>
-      </w:r>
-      <w:proofErr w:type="spellEnd"/>
-      <w:r>
-        <w:rPr>
-          <w:color w:val="1F2A22"/>
-        </w:rPr>
-        <w:t xml:space="preserve"> y </w:t>
-      </w:r>
-      <w:proofErr w:type="spellStart"/>
-      <w:r>
-        <w:rPr>
-          <w:color w:val="1F2A22"/>
-        </w:rPr>
-        <w:t>BD_BiblioSENA_datos.sql</w:t>
-      </w:r>
-      <w:proofErr w:type="spellEnd"/>
-      <w:r>
-        <w:rPr>
-          <w:color w:val="1F2A22"/>
-        </w:rPr>
-        <w:t xml:space="preserve">. Las tablas de apoyo que cada caso necesite (por ejemplo, </w:t>
-      </w:r>
-      <w:proofErr w:type="spellStart"/>
-      <w:r>
-        <w:rPr>
-          <w:color w:val="1F2A22"/>
-        </w:rPr>
-        <w:t>libros_eliminados</w:t>
-      </w:r>
-      <w:proofErr w:type="spellEnd"/>
-      <w:r>
-        <w:rPr>
-          <w:color w:val="1F2A22"/>
-        </w:rPr>
-        <w:t xml:space="preserve">, </w:t>
-      </w:r>
-      <w:proofErr w:type="spellStart"/>
-      <w:r>
-        <w:rPr>
-          <w:color w:val="1F2A22"/>
-        </w:rPr>
-        <w:t>log_inventario</w:t>
-      </w:r>
-      <w:proofErr w:type="spellEnd"/>
-      <w:r>
-        <w:rPr>
-          <w:color w:val="1F2A22"/>
-        </w:rPr>
-        <w:t xml:space="preserve">, multas, notificaciones) las define usted. Pruebe cada </w:t>
-      </w:r>
-      <w:proofErr w:type="spellStart"/>
-      <w:r>
-        <w:rPr>
-          <w:color w:val="1F2A22"/>
-        </w:rPr>
-        <w:t>trigger</w:t>
-      </w:r>
-      <w:proofErr w:type="spellEnd"/>
-      <w:r>
-        <w:rPr>
-          <w:color w:val="1F2A22"/>
-        </w:rPr>
-        <w:t xml:space="preserve"> con un caso que funcione y uno que falle.</w:t>
+        <w:t>Antes de empezar, ejecute BD_BiblioSENA.sql y BD_BiblioSENA_datos.sql. Las tablas de apoyo que cada caso necesite (por ejemplo, libros_eliminados, log_inventario, multas, notificaciones) las define usted. Pruebe cada trigger con un caso que funcione y uno que falle.</w:t>
       </w:r>
       <w:r>
         <w:rPr>
@@ -474,6 +338,16 @@
           <w:szCs w:val="28"/>
         </w:rPr>
         <w:t>3. Casos a resolver</w:t>
+      </w:r>
+      <w:r>
+        <w:rPr>
+          <w:b/>
+          <w:bCs/>
+          <w:color w:val="2E7D1E"/>
+          <w:sz w:val="28"/>
+          <w:szCs w:val="28"/>
+        </w:rPr>
+        <w:t xml:space="preserve"> por niveles</w:t>
       </w:r>
     </w:p>
     <w:p>
@@ -516,12 +390,6 @@
         <w:gridCol w:w="900"/>
       </w:tblGrid>
       <w:tr>
-        <w:tblPrEx>
-          <w:tblCellMar>
-            <w:top w:w="0" w:type="dxa"/>
-            <w:bottom w:w="0" w:type="dxa"/>
-          </w:tblCellMar>
-        </w:tblPrEx>
         <w:trPr>
           <w:cantSplit/>
           <w:tblHeader/>
@@ -664,12 +532,6 @@
         </w:tc>
       </w:tr>
       <w:tr>
-        <w:tblPrEx>
-          <w:tblCellMar>
-            <w:top w:w="0" w:type="dxa"/>
-            <w:bottom w:w="0" w:type="dxa"/>
-          </w:tblCellMar>
-        </w:tblPrEx>
         <w:trPr>
           <w:cantSplit/>
         </w:trPr>
@@ -710,12 +572,6 @@
         </w:tc>
       </w:tr>
       <w:tr>
-        <w:tblPrEx>
-          <w:tblCellMar>
-            <w:top w:w="0" w:type="dxa"/>
-            <w:bottom w:w="0" w:type="dxa"/>
-          </w:tblCellMar>
-        </w:tblPrEx>
         <w:trPr>
           <w:cantSplit/>
         </w:trPr>
@@ -847,12 +703,6 @@
         </w:tc>
       </w:tr>
       <w:tr>
-        <w:tblPrEx>
-          <w:tblCellMar>
-            <w:top w:w="0" w:type="dxa"/>
-            <w:bottom w:w="0" w:type="dxa"/>
-          </w:tblCellMar>
-        </w:tblPrEx>
         <w:trPr>
           <w:cantSplit/>
         </w:trPr>
@@ -916,98 +766,74 @@
                 <w:sz w:val="19"/>
                 <w:szCs w:val="19"/>
               </w:rPr>
-              <w:t xml:space="preserve">Al eliminar un libro, guardar una copia completa del registro en la tabla </w:t>
-            </w:r>
-            <w:proofErr w:type="spellStart"/>
+              <w:t>Al eliminar un libro, guardar una copia completa del registro en la tabla libros_eliminados.</w:t>
+            </w:r>
+          </w:p>
+        </w:tc>
+        <w:tc>
+          <w:tcPr>
+            <w:tcW w:w="2300" w:type="dxa"/>
+            <w:tcBorders>
+              <w:top w:val="single" w:sz="4" w:space="0" w:color="BFC9C2"/>
+              <w:left w:val="single" w:sz="4" w:space="0" w:color="BFC9C2"/>
+              <w:bottom w:val="single" w:sz="4" w:space="0" w:color="BFC9C2"/>
+              <w:right w:val="single" w:sz="4" w:space="0" w:color="BFC9C2"/>
+            </w:tcBorders>
+            <w:tcMar>
+              <w:top w:w="60" w:type="dxa"/>
+              <w:left w:w="100" w:type="dxa"/>
+              <w:bottom w:w="60" w:type="dxa"/>
+              <w:right w:w="100" w:type="dxa"/>
+            </w:tcMar>
+          </w:tcPr>
+          <w:p>
+            <w:pPr>
+              <w:spacing w:line="276" w:lineRule="auto"/>
+              <w:jc w:val="both"/>
+            </w:pPr>
+            <w:r>
+              <w:rPr>
+                <w:color w:val="5B6966"/>
+                <w:sz w:val="18"/>
+                <w:szCs w:val="18"/>
+              </w:rPr>
+              <w:t>AFTER DELETE · libros</w:t>
+            </w:r>
+          </w:p>
+        </w:tc>
+        <w:tc>
+          <w:tcPr>
+            <w:tcW w:w="900" w:type="dxa"/>
+            <w:tcBorders>
+              <w:top w:val="single" w:sz="4" w:space="0" w:color="BFC9C2"/>
+              <w:left w:val="single" w:sz="4" w:space="0" w:color="BFC9C2"/>
+              <w:bottom w:val="single" w:sz="4" w:space="0" w:color="BFC9C2"/>
+              <w:right w:val="single" w:sz="4" w:space="0" w:color="BFC9C2"/>
+            </w:tcBorders>
+            <w:tcMar>
+              <w:top w:w="60" w:type="dxa"/>
+              <w:left w:w="100" w:type="dxa"/>
+              <w:bottom w:w="60" w:type="dxa"/>
+              <w:right w:w="100" w:type="dxa"/>
+            </w:tcMar>
+          </w:tcPr>
+          <w:p>
+            <w:pPr>
+              <w:spacing w:line="276" w:lineRule="auto"/>
+              <w:jc w:val="center"/>
+            </w:pPr>
             <w:r>
               <w:rPr>
                 <w:color w:val="1F2A22"/>
                 <w:sz w:val="19"/>
                 <w:szCs w:val="19"/>
               </w:rPr>
-              <w:t>libros_eliminados</w:t>
-            </w:r>
-            <w:proofErr w:type="spellEnd"/>
-            <w:r>
-              <w:rPr>
-                <w:color w:val="1F2A22"/>
-                <w:sz w:val="19"/>
-                <w:szCs w:val="19"/>
-              </w:rPr>
-              <w:t>.</w:t>
-            </w:r>
-          </w:p>
-        </w:tc>
-        <w:tc>
-          <w:tcPr>
-            <w:tcW w:w="2300" w:type="dxa"/>
-            <w:tcBorders>
-              <w:top w:val="single" w:sz="4" w:space="0" w:color="BFC9C2"/>
-              <w:left w:val="single" w:sz="4" w:space="0" w:color="BFC9C2"/>
-              <w:bottom w:val="single" w:sz="4" w:space="0" w:color="BFC9C2"/>
-              <w:right w:val="single" w:sz="4" w:space="0" w:color="BFC9C2"/>
-            </w:tcBorders>
-            <w:tcMar>
-              <w:top w:w="60" w:type="dxa"/>
-              <w:left w:w="100" w:type="dxa"/>
-              <w:bottom w:w="60" w:type="dxa"/>
-              <w:right w:w="100" w:type="dxa"/>
-            </w:tcMar>
-          </w:tcPr>
-          <w:p>
-            <w:pPr>
-              <w:spacing w:line="276" w:lineRule="auto"/>
-              <w:jc w:val="both"/>
-            </w:pPr>
-            <w:r>
-              <w:rPr>
-                <w:color w:val="5B6966"/>
-                <w:sz w:val="18"/>
-                <w:szCs w:val="18"/>
-              </w:rPr>
-              <w:t>AFTER DELETE · libros</w:t>
-            </w:r>
-          </w:p>
-        </w:tc>
-        <w:tc>
-          <w:tcPr>
-            <w:tcW w:w="900" w:type="dxa"/>
-            <w:tcBorders>
-              <w:top w:val="single" w:sz="4" w:space="0" w:color="BFC9C2"/>
-              <w:left w:val="single" w:sz="4" w:space="0" w:color="BFC9C2"/>
-              <w:bottom w:val="single" w:sz="4" w:space="0" w:color="BFC9C2"/>
-              <w:right w:val="single" w:sz="4" w:space="0" w:color="BFC9C2"/>
-            </w:tcBorders>
-            <w:tcMar>
-              <w:top w:w="60" w:type="dxa"/>
-              <w:left w:w="100" w:type="dxa"/>
-              <w:bottom w:w="60" w:type="dxa"/>
-              <w:right w:w="100" w:type="dxa"/>
-            </w:tcMar>
-          </w:tcPr>
-          <w:p>
-            <w:pPr>
-              <w:spacing w:line="276" w:lineRule="auto"/>
-              <w:jc w:val="center"/>
-            </w:pPr>
-            <w:r>
-              <w:rPr>
-                <w:color w:val="1F2A22"/>
-                <w:sz w:val="19"/>
-                <w:szCs w:val="19"/>
-              </w:rPr>
               <w:t>★</w:t>
             </w:r>
           </w:p>
         </w:tc>
       </w:tr>
       <w:tr>
-        <w:tblPrEx>
-          <w:tblCellMar>
-            <w:top w:w="0" w:type="dxa"/>
-            <w:bottom w:w="0" w:type="dxa"/>
-          </w:tblCellMar>
-        </w:tblPrEx>
         <w:trPr>
           <w:cantSplit/>
         </w:trPr>
@@ -1071,116 +897,74 @@
                 <w:sz w:val="19"/>
                 <w:szCs w:val="19"/>
               </w:rPr>
-              <w:t xml:space="preserve">Cuando cambie </w:t>
-            </w:r>
-            <w:proofErr w:type="spellStart"/>
+              <w:t>Cuando cambie ejemplares_total de un libro, registrar en log_inventario el valor anterior, el nuevo, el usuario y la fecha.</w:t>
+            </w:r>
+          </w:p>
+        </w:tc>
+        <w:tc>
+          <w:tcPr>
+            <w:tcW w:w="2300" w:type="dxa"/>
+            <w:tcBorders>
+              <w:top w:val="single" w:sz="4" w:space="0" w:color="BFC9C2"/>
+              <w:left w:val="single" w:sz="4" w:space="0" w:color="BFC9C2"/>
+              <w:bottom w:val="single" w:sz="4" w:space="0" w:color="BFC9C2"/>
+              <w:right w:val="single" w:sz="4" w:space="0" w:color="BFC9C2"/>
+            </w:tcBorders>
+            <w:tcMar>
+              <w:top w:w="60" w:type="dxa"/>
+              <w:left w:w="100" w:type="dxa"/>
+              <w:bottom w:w="60" w:type="dxa"/>
+              <w:right w:w="100" w:type="dxa"/>
+            </w:tcMar>
+          </w:tcPr>
+          <w:p>
+            <w:pPr>
+              <w:spacing w:line="276" w:lineRule="auto"/>
+              <w:jc w:val="both"/>
+            </w:pPr>
+            <w:r>
+              <w:rPr>
+                <w:color w:val="5B6966"/>
+                <w:sz w:val="18"/>
+                <w:szCs w:val="18"/>
+              </w:rPr>
+              <w:t>AFTER UPDATE · libros</w:t>
+            </w:r>
+          </w:p>
+        </w:tc>
+        <w:tc>
+          <w:tcPr>
+            <w:tcW w:w="900" w:type="dxa"/>
+            <w:tcBorders>
+              <w:top w:val="single" w:sz="4" w:space="0" w:color="BFC9C2"/>
+              <w:left w:val="single" w:sz="4" w:space="0" w:color="BFC9C2"/>
+              <w:bottom w:val="single" w:sz="4" w:space="0" w:color="BFC9C2"/>
+              <w:right w:val="single" w:sz="4" w:space="0" w:color="BFC9C2"/>
+            </w:tcBorders>
+            <w:tcMar>
+              <w:top w:w="60" w:type="dxa"/>
+              <w:left w:w="100" w:type="dxa"/>
+              <w:bottom w:w="60" w:type="dxa"/>
+              <w:right w:w="100" w:type="dxa"/>
+            </w:tcMar>
+          </w:tcPr>
+          <w:p>
+            <w:pPr>
+              <w:spacing w:line="276" w:lineRule="auto"/>
+              <w:jc w:val="center"/>
+            </w:pPr>
             <w:r>
               <w:rPr>
                 <w:color w:val="1F2A22"/>
                 <w:sz w:val="19"/>
                 <w:szCs w:val="19"/>
               </w:rPr>
-              <w:t>ejemplares_total</w:t>
-            </w:r>
-            <w:proofErr w:type="spellEnd"/>
-            <w:r>
-              <w:rPr>
-                <w:color w:val="1F2A22"/>
-                <w:sz w:val="19"/>
-                <w:szCs w:val="19"/>
-              </w:rPr>
-              <w:t xml:space="preserve"> de un libro, registrar en </w:t>
-            </w:r>
-            <w:proofErr w:type="spellStart"/>
-            <w:r>
-              <w:rPr>
-                <w:color w:val="1F2A22"/>
-                <w:sz w:val="19"/>
-                <w:szCs w:val="19"/>
-              </w:rPr>
-              <w:t>log_inventario</w:t>
-            </w:r>
-            <w:proofErr w:type="spellEnd"/>
-            <w:r>
-              <w:rPr>
-                <w:color w:val="1F2A22"/>
-                <w:sz w:val="19"/>
-                <w:szCs w:val="19"/>
-              </w:rPr>
-              <w:t xml:space="preserve"> el valor anterior, el nuevo, el usuario y la fecha.</w:t>
-            </w:r>
-          </w:p>
-        </w:tc>
-        <w:tc>
-          <w:tcPr>
-            <w:tcW w:w="2300" w:type="dxa"/>
-            <w:tcBorders>
-              <w:top w:val="single" w:sz="4" w:space="0" w:color="BFC9C2"/>
-              <w:left w:val="single" w:sz="4" w:space="0" w:color="BFC9C2"/>
-              <w:bottom w:val="single" w:sz="4" w:space="0" w:color="BFC9C2"/>
-              <w:right w:val="single" w:sz="4" w:space="0" w:color="BFC9C2"/>
-            </w:tcBorders>
-            <w:tcMar>
-              <w:top w:w="60" w:type="dxa"/>
-              <w:left w:w="100" w:type="dxa"/>
-              <w:bottom w:w="60" w:type="dxa"/>
-              <w:right w:w="100" w:type="dxa"/>
-            </w:tcMar>
-          </w:tcPr>
-          <w:p>
-            <w:pPr>
-              <w:spacing w:line="276" w:lineRule="auto"/>
-              <w:jc w:val="both"/>
-            </w:pPr>
-            <w:r>
-              <w:rPr>
-                <w:color w:val="5B6966"/>
-                <w:sz w:val="18"/>
-                <w:szCs w:val="18"/>
-              </w:rPr>
-              <w:t>AFTER UPDATE · libros</w:t>
-            </w:r>
-          </w:p>
-        </w:tc>
-        <w:tc>
-          <w:tcPr>
-            <w:tcW w:w="900" w:type="dxa"/>
-            <w:tcBorders>
-              <w:top w:val="single" w:sz="4" w:space="0" w:color="BFC9C2"/>
-              <w:left w:val="single" w:sz="4" w:space="0" w:color="BFC9C2"/>
-              <w:bottom w:val="single" w:sz="4" w:space="0" w:color="BFC9C2"/>
-              <w:right w:val="single" w:sz="4" w:space="0" w:color="BFC9C2"/>
-            </w:tcBorders>
-            <w:tcMar>
-              <w:top w:w="60" w:type="dxa"/>
-              <w:left w:w="100" w:type="dxa"/>
-              <w:bottom w:w="60" w:type="dxa"/>
-              <w:right w:w="100" w:type="dxa"/>
-            </w:tcMar>
-          </w:tcPr>
-          <w:p>
-            <w:pPr>
-              <w:spacing w:line="276" w:lineRule="auto"/>
-              <w:jc w:val="center"/>
-            </w:pPr>
-            <w:r>
-              <w:rPr>
-                <w:color w:val="1F2A22"/>
-                <w:sz w:val="19"/>
-                <w:szCs w:val="19"/>
-              </w:rPr>
               <w:t>★★</w:t>
             </w:r>
           </w:p>
         </w:tc>
       </w:tr>
       <w:tr>
-        <w:tblPrEx>
-          <w:tblCellMar>
-            <w:top w:w="0" w:type="dxa"/>
-            <w:bottom w:w="0" w:type="dxa"/>
-          </w:tblCellMar>
-        </w:tblPrEx>
         <w:trPr>
           <w:cantSplit/>
         </w:trPr>
@@ -1245,98 +1029,74 @@
                 <w:sz w:val="19"/>
                 <w:szCs w:val="19"/>
               </w:rPr>
-              <w:t xml:space="preserve">Al crear un préstamo, registrar en </w:t>
-            </w:r>
-            <w:proofErr w:type="spellStart"/>
+              <w:t>Al crear un préstamo, registrar en log_prestamos quién lo creó y cuándo.</w:t>
+            </w:r>
+          </w:p>
+        </w:tc>
+        <w:tc>
+          <w:tcPr>
+            <w:tcW w:w="2300" w:type="dxa"/>
+            <w:tcBorders>
+              <w:top w:val="single" w:sz="4" w:space="0" w:color="BFC9C2"/>
+              <w:left w:val="single" w:sz="4" w:space="0" w:color="BFC9C2"/>
+              <w:bottom w:val="single" w:sz="4" w:space="0" w:color="BFC9C2"/>
+              <w:right w:val="single" w:sz="4" w:space="0" w:color="BFC9C2"/>
+            </w:tcBorders>
+            <w:tcMar>
+              <w:top w:w="60" w:type="dxa"/>
+              <w:left w:w="100" w:type="dxa"/>
+              <w:bottom w:w="60" w:type="dxa"/>
+              <w:right w:w="100" w:type="dxa"/>
+            </w:tcMar>
+          </w:tcPr>
+          <w:p>
+            <w:pPr>
+              <w:spacing w:line="276" w:lineRule="auto"/>
+              <w:jc w:val="both"/>
+            </w:pPr>
+            <w:r>
+              <w:rPr>
+                <w:color w:val="5B6966"/>
+                <w:sz w:val="18"/>
+                <w:szCs w:val="18"/>
+              </w:rPr>
+              <w:t>AFTER INSERT · prestamos</w:t>
+            </w:r>
+          </w:p>
+        </w:tc>
+        <w:tc>
+          <w:tcPr>
+            <w:tcW w:w="900" w:type="dxa"/>
+            <w:tcBorders>
+              <w:top w:val="single" w:sz="4" w:space="0" w:color="BFC9C2"/>
+              <w:left w:val="single" w:sz="4" w:space="0" w:color="BFC9C2"/>
+              <w:bottom w:val="single" w:sz="4" w:space="0" w:color="BFC9C2"/>
+              <w:right w:val="single" w:sz="4" w:space="0" w:color="BFC9C2"/>
+            </w:tcBorders>
+            <w:tcMar>
+              <w:top w:w="60" w:type="dxa"/>
+              <w:left w:w="100" w:type="dxa"/>
+              <w:bottom w:w="60" w:type="dxa"/>
+              <w:right w:w="100" w:type="dxa"/>
+            </w:tcMar>
+          </w:tcPr>
+          <w:p>
+            <w:pPr>
+              <w:spacing w:line="276" w:lineRule="auto"/>
+              <w:jc w:val="center"/>
+            </w:pPr>
             <w:r>
               <w:rPr>
                 <w:color w:val="1F2A22"/>
                 <w:sz w:val="19"/>
                 <w:szCs w:val="19"/>
               </w:rPr>
-              <w:t>log_prestamos</w:t>
-            </w:r>
-            <w:proofErr w:type="spellEnd"/>
-            <w:r>
-              <w:rPr>
-                <w:color w:val="1F2A22"/>
-                <w:sz w:val="19"/>
-                <w:szCs w:val="19"/>
-              </w:rPr>
-              <w:t xml:space="preserve"> quién lo creó y cuándo.</w:t>
-            </w:r>
-          </w:p>
-        </w:tc>
-        <w:tc>
-          <w:tcPr>
-            <w:tcW w:w="2300" w:type="dxa"/>
-            <w:tcBorders>
-              <w:top w:val="single" w:sz="4" w:space="0" w:color="BFC9C2"/>
-              <w:left w:val="single" w:sz="4" w:space="0" w:color="BFC9C2"/>
-              <w:bottom w:val="single" w:sz="4" w:space="0" w:color="BFC9C2"/>
-              <w:right w:val="single" w:sz="4" w:space="0" w:color="BFC9C2"/>
-            </w:tcBorders>
-            <w:tcMar>
-              <w:top w:w="60" w:type="dxa"/>
-              <w:left w:w="100" w:type="dxa"/>
-              <w:bottom w:w="60" w:type="dxa"/>
-              <w:right w:w="100" w:type="dxa"/>
-            </w:tcMar>
-          </w:tcPr>
-          <w:p>
-            <w:pPr>
-              <w:spacing w:line="276" w:lineRule="auto"/>
-              <w:jc w:val="both"/>
-            </w:pPr>
-            <w:r>
-              <w:rPr>
-                <w:color w:val="5B6966"/>
-                <w:sz w:val="18"/>
-                <w:szCs w:val="18"/>
-              </w:rPr>
-              <w:t>AFTER INSERT · prestamos</w:t>
-            </w:r>
-          </w:p>
-        </w:tc>
-        <w:tc>
-          <w:tcPr>
-            <w:tcW w:w="900" w:type="dxa"/>
-            <w:tcBorders>
-              <w:top w:val="single" w:sz="4" w:space="0" w:color="BFC9C2"/>
-              <w:left w:val="single" w:sz="4" w:space="0" w:color="BFC9C2"/>
-              <w:bottom w:val="single" w:sz="4" w:space="0" w:color="BFC9C2"/>
-              <w:right w:val="single" w:sz="4" w:space="0" w:color="BFC9C2"/>
-            </w:tcBorders>
-            <w:tcMar>
-              <w:top w:w="60" w:type="dxa"/>
-              <w:left w:w="100" w:type="dxa"/>
-              <w:bottom w:w="60" w:type="dxa"/>
-              <w:right w:w="100" w:type="dxa"/>
-            </w:tcMar>
-          </w:tcPr>
-          <w:p>
-            <w:pPr>
-              <w:spacing w:line="276" w:lineRule="auto"/>
-              <w:jc w:val="center"/>
-            </w:pPr>
-            <w:r>
-              <w:rPr>
-                <w:color w:val="1F2A22"/>
-                <w:sz w:val="19"/>
-                <w:szCs w:val="19"/>
-              </w:rPr>
               <w:t>★</w:t>
             </w:r>
           </w:p>
         </w:tc>
       </w:tr>
       <w:tr>
-        <w:tblPrEx>
-          <w:tblCellMar>
-            <w:top w:w="0" w:type="dxa"/>
-            <w:bottom w:w="0" w:type="dxa"/>
-          </w:tblCellMar>
-        </w:tblPrEx>
         <w:trPr>
           <w:cantSplit/>
         </w:trPr>
@@ -1400,98 +1160,74 @@
                 <w:sz w:val="19"/>
                 <w:szCs w:val="19"/>
               </w:rPr>
-              <w:t xml:space="preserve">Cada vez que cambie el estado de un préstamo, guardar en </w:t>
-            </w:r>
-            <w:proofErr w:type="spellStart"/>
+              <w:t>Cada vez que cambie el estado de un préstamo, guardar en historial_estados el estado anterior y el nuevo.</w:t>
+            </w:r>
+          </w:p>
+        </w:tc>
+        <w:tc>
+          <w:tcPr>
+            <w:tcW w:w="2300" w:type="dxa"/>
+            <w:tcBorders>
+              <w:top w:val="single" w:sz="4" w:space="0" w:color="BFC9C2"/>
+              <w:left w:val="single" w:sz="4" w:space="0" w:color="BFC9C2"/>
+              <w:bottom w:val="single" w:sz="4" w:space="0" w:color="BFC9C2"/>
+              <w:right w:val="single" w:sz="4" w:space="0" w:color="BFC9C2"/>
+            </w:tcBorders>
+            <w:tcMar>
+              <w:top w:w="60" w:type="dxa"/>
+              <w:left w:w="100" w:type="dxa"/>
+              <w:bottom w:w="60" w:type="dxa"/>
+              <w:right w:w="100" w:type="dxa"/>
+            </w:tcMar>
+          </w:tcPr>
+          <w:p>
+            <w:pPr>
+              <w:spacing w:line="276" w:lineRule="auto"/>
+              <w:jc w:val="both"/>
+            </w:pPr>
+            <w:r>
+              <w:rPr>
+                <w:color w:val="5B6966"/>
+                <w:sz w:val="18"/>
+                <w:szCs w:val="18"/>
+              </w:rPr>
+              <w:t>AFTER UPDATE · prestamos</w:t>
+            </w:r>
+          </w:p>
+        </w:tc>
+        <w:tc>
+          <w:tcPr>
+            <w:tcW w:w="900" w:type="dxa"/>
+            <w:tcBorders>
+              <w:top w:val="single" w:sz="4" w:space="0" w:color="BFC9C2"/>
+              <w:left w:val="single" w:sz="4" w:space="0" w:color="BFC9C2"/>
+              <w:bottom w:val="single" w:sz="4" w:space="0" w:color="BFC9C2"/>
+              <w:right w:val="single" w:sz="4" w:space="0" w:color="BFC9C2"/>
+            </w:tcBorders>
+            <w:tcMar>
+              <w:top w:w="60" w:type="dxa"/>
+              <w:left w:w="100" w:type="dxa"/>
+              <w:bottom w:w="60" w:type="dxa"/>
+              <w:right w:w="100" w:type="dxa"/>
+            </w:tcMar>
+          </w:tcPr>
+          <w:p>
+            <w:pPr>
+              <w:spacing w:line="276" w:lineRule="auto"/>
+              <w:jc w:val="center"/>
+            </w:pPr>
             <w:r>
               <w:rPr>
                 <w:color w:val="1F2A22"/>
                 <w:sz w:val="19"/>
                 <w:szCs w:val="19"/>
               </w:rPr>
-              <w:t>historial_estados</w:t>
-            </w:r>
-            <w:proofErr w:type="spellEnd"/>
-            <w:r>
-              <w:rPr>
-                <w:color w:val="1F2A22"/>
-                <w:sz w:val="19"/>
-                <w:szCs w:val="19"/>
-              </w:rPr>
-              <w:t xml:space="preserve"> el estado anterior y el nuevo.</w:t>
-            </w:r>
-          </w:p>
-        </w:tc>
-        <w:tc>
-          <w:tcPr>
-            <w:tcW w:w="2300" w:type="dxa"/>
-            <w:tcBorders>
-              <w:top w:val="single" w:sz="4" w:space="0" w:color="BFC9C2"/>
-              <w:left w:val="single" w:sz="4" w:space="0" w:color="BFC9C2"/>
-              <w:bottom w:val="single" w:sz="4" w:space="0" w:color="BFC9C2"/>
-              <w:right w:val="single" w:sz="4" w:space="0" w:color="BFC9C2"/>
-            </w:tcBorders>
-            <w:tcMar>
-              <w:top w:w="60" w:type="dxa"/>
-              <w:left w:w="100" w:type="dxa"/>
-              <w:bottom w:w="60" w:type="dxa"/>
-              <w:right w:w="100" w:type="dxa"/>
-            </w:tcMar>
-          </w:tcPr>
-          <w:p>
-            <w:pPr>
-              <w:spacing w:line="276" w:lineRule="auto"/>
-              <w:jc w:val="both"/>
-            </w:pPr>
-            <w:r>
-              <w:rPr>
-                <w:color w:val="5B6966"/>
-                <w:sz w:val="18"/>
-                <w:szCs w:val="18"/>
-              </w:rPr>
-              <w:t>AFTER UPDATE · prestamos</w:t>
-            </w:r>
-          </w:p>
-        </w:tc>
-        <w:tc>
-          <w:tcPr>
-            <w:tcW w:w="900" w:type="dxa"/>
-            <w:tcBorders>
-              <w:top w:val="single" w:sz="4" w:space="0" w:color="BFC9C2"/>
-              <w:left w:val="single" w:sz="4" w:space="0" w:color="BFC9C2"/>
-              <w:bottom w:val="single" w:sz="4" w:space="0" w:color="BFC9C2"/>
-              <w:right w:val="single" w:sz="4" w:space="0" w:color="BFC9C2"/>
-            </w:tcBorders>
-            <w:tcMar>
-              <w:top w:w="60" w:type="dxa"/>
-              <w:left w:w="100" w:type="dxa"/>
-              <w:bottom w:w="60" w:type="dxa"/>
-              <w:right w:w="100" w:type="dxa"/>
-            </w:tcMar>
-          </w:tcPr>
-          <w:p>
-            <w:pPr>
-              <w:spacing w:line="276" w:lineRule="auto"/>
-              <w:jc w:val="center"/>
-            </w:pPr>
-            <w:r>
-              <w:rPr>
-                <w:color w:val="1F2A22"/>
-                <w:sz w:val="19"/>
-                <w:szCs w:val="19"/>
-              </w:rPr>
               <w:t>★★</w:t>
             </w:r>
           </w:p>
         </w:tc>
       </w:tr>
       <w:tr>
-        <w:tblPrEx>
-          <w:tblCellMar>
-            <w:top w:w="0" w:type="dxa"/>
-            <w:bottom w:w="0" w:type="dxa"/>
-          </w:tblCellMar>
-        </w:tblPrEx>
         <w:trPr>
           <w:cantSplit/>
         </w:trPr>
@@ -1532,12 +1268,6 @@
         </w:tc>
       </w:tr>
       <w:tr>
-        <w:tblPrEx>
-          <w:tblCellMar>
-            <w:top w:w="0" w:type="dxa"/>
-            <w:bottom w:w="0" w:type="dxa"/>
-          </w:tblCellMar>
-        </w:tblPrEx>
         <w:trPr>
           <w:cantSplit/>
         </w:trPr>
@@ -1669,12 +1399,6 @@
         </w:tc>
       </w:tr>
       <w:tr>
-        <w:tblPrEx>
-          <w:tblCellMar>
-            <w:top w:w="0" w:type="dxa"/>
-            <w:bottom w:w="0" w:type="dxa"/>
-          </w:tblCellMar>
-        </w:tblPrEx>
         <w:trPr>
           <w:cantSplit/>
         </w:trPr>
@@ -1806,12 +1530,6 @@
         </w:tc>
       </w:tr>
       <w:tr>
-        <w:tblPrEx>
-          <w:tblCellMar>
-            <w:top w:w="0" w:type="dxa"/>
-            <w:bottom w:w="0" w:type="dxa"/>
-          </w:tblCellMar>
-        </w:tblPrEx>
         <w:trPr>
           <w:cantSplit/>
         </w:trPr>
@@ -1943,12 +1661,6 @@
         </w:tc>
       </w:tr>
       <w:tr>
-        <w:tblPrEx>
-          <w:tblCellMar>
-            <w:top w:w="0" w:type="dxa"/>
-            <w:bottom w:w="0" w:type="dxa"/>
-          </w:tblCellMar>
-        </w:tblPrEx>
         <w:trPr>
           <w:cantSplit/>
         </w:trPr>
@@ -2080,12 +1792,6 @@
         </w:tc>
       </w:tr>
       <w:tr>
-        <w:tblPrEx>
-          <w:tblCellMar>
-            <w:top w:w="0" w:type="dxa"/>
-            <w:bottom w:w="0" w:type="dxa"/>
-          </w:tblCellMar>
-        </w:tblPrEx>
         <w:trPr>
           <w:cantSplit/>
         </w:trPr>
@@ -2149,116 +1855,74 @@
                 <w:sz w:val="19"/>
                 <w:szCs w:val="19"/>
               </w:rPr>
-              <w:t xml:space="preserve">Al insertar un libro, exigir un ISBN de exactamente 13 dígitos y asignar a </w:t>
-            </w:r>
-            <w:proofErr w:type="spellStart"/>
+              <w:t>Al insertar un libro, exigir un ISBN de exactamente 13 dígitos y asignar a ejemplares_disponibles el mismo valor de ejemplares_total.</w:t>
+            </w:r>
+          </w:p>
+        </w:tc>
+        <w:tc>
+          <w:tcPr>
+            <w:tcW w:w="2300" w:type="dxa"/>
+            <w:tcBorders>
+              <w:top w:val="single" w:sz="4" w:space="0" w:color="BFC9C2"/>
+              <w:left w:val="single" w:sz="4" w:space="0" w:color="BFC9C2"/>
+              <w:bottom w:val="single" w:sz="4" w:space="0" w:color="BFC9C2"/>
+              <w:right w:val="single" w:sz="4" w:space="0" w:color="BFC9C2"/>
+            </w:tcBorders>
+            <w:tcMar>
+              <w:top w:w="60" w:type="dxa"/>
+              <w:left w:w="100" w:type="dxa"/>
+              <w:bottom w:w="60" w:type="dxa"/>
+              <w:right w:w="100" w:type="dxa"/>
+            </w:tcMar>
+          </w:tcPr>
+          <w:p>
+            <w:pPr>
+              <w:spacing w:line="276" w:lineRule="auto"/>
+              <w:jc w:val="both"/>
+            </w:pPr>
+            <w:r>
+              <w:rPr>
+                <w:color w:val="5B6966"/>
+                <w:sz w:val="18"/>
+                <w:szCs w:val="18"/>
+              </w:rPr>
+              <w:t>BEFORE INSERT · libros</w:t>
+            </w:r>
+          </w:p>
+        </w:tc>
+        <w:tc>
+          <w:tcPr>
+            <w:tcW w:w="900" w:type="dxa"/>
+            <w:tcBorders>
+              <w:top w:val="single" w:sz="4" w:space="0" w:color="BFC9C2"/>
+              <w:left w:val="single" w:sz="4" w:space="0" w:color="BFC9C2"/>
+              <w:bottom w:val="single" w:sz="4" w:space="0" w:color="BFC9C2"/>
+              <w:right w:val="single" w:sz="4" w:space="0" w:color="BFC9C2"/>
+            </w:tcBorders>
+            <w:tcMar>
+              <w:top w:w="60" w:type="dxa"/>
+              <w:left w:w="100" w:type="dxa"/>
+              <w:bottom w:w="60" w:type="dxa"/>
+              <w:right w:w="100" w:type="dxa"/>
+            </w:tcMar>
+          </w:tcPr>
+          <w:p>
+            <w:pPr>
+              <w:spacing w:line="276" w:lineRule="auto"/>
+              <w:jc w:val="center"/>
+            </w:pPr>
             <w:r>
               <w:rPr>
                 <w:color w:val="1F2A22"/>
                 <w:sz w:val="19"/>
                 <w:szCs w:val="19"/>
               </w:rPr>
-              <w:t>ejemplares_disponibles</w:t>
-            </w:r>
-            <w:proofErr w:type="spellEnd"/>
-            <w:r>
-              <w:rPr>
-                <w:color w:val="1F2A22"/>
-                <w:sz w:val="19"/>
-                <w:szCs w:val="19"/>
-              </w:rPr>
-              <w:t xml:space="preserve"> el mismo valor de </w:t>
-            </w:r>
-            <w:proofErr w:type="spellStart"/>
-            <w:r>
-              <w:rPr>
-                <w:color w:val="1F2A22"/>
-                <w:sz w:val="19"/>
-                <w:szCs w:val="19"/>
-              </w:rPr>
-              <w:t>ejemplares_total</w:t>
-            </w:r>
-            <w:proofErr w:type="spellEnd"/>
-            <w:r>
-              <w:rPr>
-                <w:color w:val="1F2A22"/>
-                <w:sz w:val="19"/>
-                <w:szCs w:val="19"/>
-              </w:rPr>
-              <w:t>.</w:t>
-            </w:r>
-          </w:p>
-        </w:tc>
-        <w:tc>
-          <w:tcPr>
-            <w:tcW w:w="2300" w:type="dxa"/>
-            <w:tcBorders>
-              <w:top w:val="single" w:sz="4" w:space="0" w:color="BFC9C2"/>
-              <w:left w:val="single" w:sz="4" w:space="0" w:color="BFC9C2"/>
-              <w:bottom w:val="single" w:sz="4" w:space="0" w:color="BFC9C2"/>
-              <w:right w:val="single" w:sz="4" w:space="0" w:color="BFC9C2"/>
-            </w:tcBorders>
-            <w:tcMar>
-              <w:top w:w="60" w:type="dxa"/>
-              <w:left w:w="100" w:type="dxa"/>
-              <w:bottom w:w="60" w:type="dxa"/>
-              <w:right w:w="100" w:type="dxa"/>
-            </w:tcMar>
-          </w:tcPr>
-          <w:p>
-            <w:pPr>
-              <w:spacing w:line="276" w:lineRule="auto"/>
-              <w:jc w:val="both"/>
-            </w:pPr>
-            <w:r>
-              <w:rPr>
-                <w:color w:val="5B6966"/>
-                <w:sz w:val="18"/>
-                <w:szCs w:val="18"/>
-              </w:rPr>
-              <w:t>BEFORE INSERT · libros</w:t>
-            </w:r>
-          </w:p>
-        </w:tc>
-        <w:tc>
-          <w:tcPr>
-            <w:tcW w:w="900" w:type="dxa"/>
-            <w:tcBorders>
-              <w:top w:val="single" w:sz="4" w:space="0" w:color="BFC9C2"/>
-              <w:left w:val="single" w:sz="4" w:space="0" w:color="BFC9C2"/>
-              <w:bottom w:val="single" w:sz="4" w:space="0" w:color="BFC9C2"/>
-              <w:right w:val="single" w:sz="4" w:space="0" w:color="BFC9C2"/>
-            </w:tcBorders>
-            <w:tcMar>
-              <w:top w:w="60" w:type="dxa"/>
-              <w:left w:w="100" w:type="dxa"/>
-              <w:bottom w:w="60" w:type="dxa"/>
-              <w:right w:w="100" w:type="dxa"/>
-            </w:tcMar>
-          </w:tcPr>
-          <w:p>
-            <w:pPr>
-              <w:spacing w:line="276" w:lineRule="auto"/>
-              <w:jc w:val="center"/>
-            </w:pPr>
-            <w:r>
-              <w:rPr>
-                <w:color w:val="1F2A22"/>
-                <w:sz w:val="19"/>
-                <w:szCs w:val="19"/>
-              </w:rPr>
               <w:t>★★</w:t>
             </w:r>
           </w:p>
         </w:tc>
       </w:tr>
       <w:tr>
-        <w:tblPrEx>
-          <w:tblCellMar>
-            <w:top w:w="0" w:type="dxa"/>
-            <w:bottom w:w="0" w:type="dxa"/>
-          </w:tblCellMar>
-        </w:tblPrEx>
         <w:trPr>
           <w:cantSplit/>
         </w:trPr>
@@ -2299,12 +1963,6 @@
         </w:tc>
       </w:tr>
       <w:tr>
-        <w:tblPrEx>
-          <w:tblCellMar>
-            <w:top w:w="0" w:type="dxa"/>
-            <w:bottom w:w="0" w:type="dxa"/>
-          </w:tblCellMar>
-        </w:tblPrEx>
         <w:trPr>
           <w:cantSplit/>
         </w:trPr>
@@ -2368,116 +2026,74 @@
                 <w:sz w:val="19"/>
                 <w:szCs w:val="19"/>
               </w:rPr>
-              <w:t xml:space="preserve">La </w:t>
-            </w:r>
-            <w:proofErr w:type="spellStart"/>
+              <w:t>La fecha_vencimiento de un préstamo debe ser posterior a la fecha_prestamo y no superar los 30 días de plazo.</w:t>
+            </w:r>
+          </w:p>
+        </w:tc>
+        <w:tc>
+          <w:tcPr>
+            <w:tcW w:w="2300" w:type="dxa"/>
+            <w:tcBorders>
+              <w:top w:val="single" w:sz="4" w:space="0" w:color="BFC9C2"/>
+              <w:left w:val="single" w:sz="4" w:space="0" w:color="BFC9C2"/>
+              <w:bottom w:val="single" w:sz="4" w:space="0" w:color="BFC9C2"/>
+              <w:right w:val="single" w:sz="4" w:space="0" w:color="BFC9C2"/>
+            </w:tcBorders>
+            <w:tcMar>
+              <w:top w:w="60" w:type="dxa"/>
+              <w:left w:w="100" w:type="dxa"/>
+              <w:bottom w:w="60" w:type="dxa"/>
+              <w:right w:w="100" w:type="dxa"/>
+            </w:tcMar>
+          </w:tcPr>
+          <w:p>
+            <w:pPr>
+              <w:spacing w:line="276" w:lineRule="auto"/>
+              <w:jc w:val="both"/>
+            </w:pPr>
+            <w:r>
+              <w:rPr>
+                <w:color w:val="5B6966"/>
+                <w:sz w:val="18"/>
+                <w:szCs w:val="18"/>
+              </w:rPr>
+              <w:t>BEFORE INSERT · prestamos</w:t>
+            </w:r>
+          </w:p>
+        </w:tc>
+        <w:tc>
+          <w:tcPr>
+            <w:tcW w:w="900" w:type="dxa"/>
+            <w:tcBorders>
+              <w:top w:val="single" w:sz="4" w:space="0" w:color="BFC9C2"/>
+              <w:left w:val="single" w:sz="4" w:space="0" w:color="BFC9C2"/>
+              <w:bottom w:val="single" w:sz="4" w:space="0" w:color="BFC9C2"/>
+              <w:right w:val="single" w:sz="4" w:space="0" w:color="BFC9C2"/>
+            </w:tcBorders>
+            <w:tcMar>
+              <w:top w:w="60" w:type="dxa"/>
+              <w:left w:w="100" w:type="dxa"/>
+              <w:bottom w:w="60" w:type="dxa"/>
+              <w:right w:w="100" w:type="dxa"/>
+            </w:tcMar>
+          </w:tcPr>
+          <w:p>
+            <w:pPr>
+              <w:spacing w:line="276" w:lineRule="auto"/>
+              <w:jc w:val="center"/>
+            </w:pPr>
             <w:r>
               <w:rPr>
                 <w:color w:val="1F2A22"/>
                 <w:sz w:val="19"/>
                 <w:szCs w:val="19"/>
               </w:rPr>
-              <w:t>fecha_vencimiento</w:t>
-            </w:r>
-            <w:proofErr w:type="spellEnd"/>
-            <w:r>
-              <w:rPr>
-                <w:color w:val="1F2A22"/>
-                <w:sz w:val="19"/>
-                <w:szCs w:val="19"/>
-              </w:rPr>
-              <w:t xml:space="preserve"> de un préstamo debe ser posterior a la </w:t>
-            </w:r>
-            <w:proofErr w:type="spellStart"/>
-            <w:r>
-              <w:rPr>
-                <w:color w:val="1F2A22"/>
-                <w:sz w:val="19"/>
-                <w:szCs w:val="19"/>
-              </w:rPr>
-              <w:t>fecha_prestamo</w:t>
-            </w:r>
-            <w:proofErr w:type="spellEnd"/>
-            <w:r>
-              <w:rPr>
-                <w:color w:val="1F2A22"/>
-                <w:sz w:val="19"/>
-                <w:szCs w:val="19"/>
-              </w:rPr>
-              <w:t xml:space="preserve"> y no superar los 30 días de plazo.</w:t>
-            </w:r>
-          </w:p>
-        </w:tc>
-        <w:tc>
-          <w:tcPr>
-            <w:tcW w:w="2300" w:type="dxa"/>
-            <w:tcBorders>
-              <w:top w:val="single" w:sz="4" w:space="0" w:color="BFC9C2"/>
-              <w:left w:val="single" w:sz="4" w:space="0" w:color="BFC9C2"/>
-              <w:bottom w:val="single" w:sz="4" w:space="0" w:color="BFC9C2"/>
-              <w:right w:val="single" w:sz="4" w:space="0" w:color="BFC9C2"/>
-            </w:tcBorders>
-            <w:tcMar>
-              <w:top w:w="60" w:type="dxa"/>
-              <w:left w:w="100" w:type="dxa"/>
-              <w:bottom w:w="60" w:type="dxa"/>
-              <w:right w:w="100" w:type="dxa"/>
-            </w:tcMar>
-          </w:tcPr>
-          <w:p>
-            <w:pPr>
-              <w:spacing w:line="276" w:lineRule="auto"/>
-              <w:jc w:val="both"/>
-            </w:pPr>
-            <w:r>
-              <w:rPr>
-                <w:color w:val="5B6966"/>
-                <w:sz w:val="18"/>
-                <w:szCs w:val="18"/>
-              </w:rPr>
-              <w:t>BEFORE INSERT · prestamos</w:t>
-            </w:r>
-          </w:p>
-        </w:tc>
-        <w:tc>
-          <w:tcPr>
-            <w:tcW w:w="900" w:type="dxa"/>
-            <w:tcBorders>
-              <w:top w:val="single" w:sz="4" w:space="0" w:color="BFC9C2"/>
-              <w:left w:val="single" w:sz="4" w:space="0" w:color="BFC9C2"/>
-              <w:bottom w:val="single" w:sz="4" w:space="0" w:color="BFC9C2"/>
-              <w:right w:val="single" w:sz="4" w:space="0" w:color="BFC9C2"/>
-            </w:tcBorders>
-            <w:tcMar>
-              <w:top w:w="60" w:type="dxa"/>
-              <w:left w:w="100" w:type="dxa"/>
-              <w:bottom w:w="60" w:type="dxa"/>
-              <w:right w:w="100" w:type="dxa"/>
-            </w:tcMar>
-          </w:tcPr>
-          <w:p>
-            <w:pPr>
-              <w:spacing w:line="276" w:lineRule="auto"/>
-              <w:jc w:val="center"/>
-            </w:pPr>
-            <w:r>
-              <w:rPr>
-                <w:color w:val="1F2A22"/>
-                <w:sz w:val="19"/>
-                <w:szCs w:val="19"/>
-              </w:rPr>
               <w:t>★★</w:t>
             </w:r>
           </w:p>
         </w:tc>
       </w:tr>
       <w:tr>
-        <w:tblPrEx>
-          <w:tblCellMar>
-            <w:top w:w="0" w:type="dxa"/>
-            <w:bottom w:w="0" w:type="dxa"/>
-          </w:tblCellMar>
-        </w:tblPrEx>
         <w:trPr>
           <w:cantSplit/>
         </w:trPr>
@@ -2609,12 +2225,6 @@
         </w:tc>
       </w:tr>
       <w:tr>
-        <w:tblPrEx>
-          <w:tblCellMar>
-            <w:top w:w="0" w:type="dxa"/>
-            <w:bottom w:w="0" w:type="dxa"/>
-          </w:tblCellMar>
-        </w:tblPrEx>
         <w:trPr>
           <w:cantSplit/>
         </w:trPr>
@@ -2746,12 +2356,6 @@
         </w:tc>
       </w:tr>
       <w:tr>
-        <w:tblPrEx>
-          <w:tblCellMar>
-            <w:top w:w="0" w:type="dxa"/>
-            <w:bottom w:w="0" w:type="dxa"/>
-          </w:tblCellMar>
-        </w:tblPrEx>
         <w:trPr>
           <w:cantSplit/>
         </w:trPr>
@@ -2846,18 +2450,8 @@
                 <w:sz w:val="18"/>
                 <w:szCs w:val="18"/>
               </w:rPr>
-              <w:t xml:space="preserve">BEFORE INSERT · </w:t>
-            </w:r>
-            <w:proofErr w:type="spellStart"/>
-            <w:r>
-              <w:rPr>
-                <w:color w:val="5B6966"/>
-                <w:sz w:val="18"/>
-                <w:szCs w:val="18"/>
-              </w:rPr>
-              <w:t>detalle_prestamo</w:t>
-            </w:r>
-            <w:proofErr w:type="spellEnd"/>
+              <w:t>BEFORE INSERT · detalle_prestamo</w:t>
+            </w:r>
           </w:p>
         </w:tc>
         <w:tc>
@@ -2893,12 +2487,6 @@
         </w:tc>
       </w:tr>
       <w:tr>
-        <w:tblPrEx>
-          <w:tblCellMar>
-            <w:top w:w="0" w:type="dxa"/>
-            <w:bottom w:w="0" w:type="dxa"/>
-          </w:tblCellMar>
-        </w:tblPrEx>
         <w:trPr>
           <w:cantSplit/>
         </w:trPr>
@@ -2994,18 +2582,8 @@
                 <w:sz w:val="18"/>
                 <w:szCs w:val="18"/>
               </w:rPr>
-              <w:t xml:space="preserve">BEFORE INSERT · </w:t>
-            </w:r>
-            <w:proofErr w:type="spellStart"/>
-            <w:r>
-              <w:rPr>
-                <w:color w:val="5B6966"/>
-                <w:sz w:val="18"/>
-                <w:szCs w:val="18"/>
-              </w:rPr>
-              <w:t>detalle_prestamo</w:t>
-            </w:r>
-            <w:proofErr w:type="spellEnd"/>
+              <w:t>BEFORE INSERT · detalle_prestamo</w:t>
+            </w:r>
           </w:p>
         </w:tc>
         <w:tc>
@@ -3041,12 +2619,6 @@
         </w:tc>
       </w:tr>
       <w:tr>
-        <w:tblPrEx>
-          <w:tblCellMar>
-            <w:top w:w="0" w:type="dxa"/>
-            <w:bottom w:w="0" w:type="dxa"/>
-          </w:tblCellMar>
-        </w:tblPrEx>
         <w:trPr>
           <w:cantSplit/>
         </w:trPr>
@@ -3141,18 +2713,8 @@
                 <w:sz w:val="18"/>
                 <w:szCs w:val="18"/>
               </w:rPr>
-              <w:t xml:space="preserve">BEFORE INSERT · </w:t>
-            </w:r>
-            <w:proofErr w:type="spellStart"/>
-            <w:r>
-              <w:rPr>
-                <w:color w:val="5B6966"/>
-                <w:sz w:val="18"/>
-                <w:szCs w:val="18"/>
-              </w:rPr>
-              <w:t>detalle_prestamo</w:t>
-            </w:r>
-            <w:proofErr w:type="spellEnd"/>
+              <w:t>BEFORE INSERT · detalle_prestamo</w:t>
+            </w:r>
           </w:p>
         </w:tc>
         <w:tc>
@@ -3188,12 +2750,6 @@
         </w:tc>
       </w:tr>
       <w:tr>
-        <w:tblPrEx>
-          <w:tblCellMar>
-            <w:top w:w="0" w:type="dxa"/>
-            <w:bottom w:w="0" w:type="dxa"/>
-          </w:tblCellMar>
-        </w:tblPrEx>
         <w:trPr>
           <w:cantSplit/>
         </w:trPr>
@@ -3325,12 +2881,6 @@
         </w:tc>
       </w:tr>
       <w:tr>
-        <w:tblPrEx>
-          <w:tblCellMar>
-            <w:top w:w="0" w:type="dxa"/>
-            <w:bottom w:w="0" w:type="dxa"/>
-          </w:tblCellMar>
-        </w:tblPrEx>
         <w:trPr>
           <w:cantSplit/>
         </w:trPr>
@@ -3394,98 +2944,74 @@
                 <w:sz w:val="19"/>
                 <w:szCs w:val="19"/>
               </w:rPr>
-              <w:t xml:space="preserve">Al pasar un préstamo a DEVUELTO sin </w:t>
-            </w:r>
-            <w:proofErr w:type="spellStart"/>
+              <w:t>Al pasar un préstamo a DEVUELTO sin fecha_devolucion, asignarle la fecha de hoy; y rechazar una devolución anterior a la fecha del préstamo.</w:t>
+            </w:r>
+          </w:p>
+        </w:tc>
+        <w:tc>
+          <w:tcPr>
+            <w:tcW w:w="2300" w:type="dxa"/>
+            <w:tcBorders>
+              <w:top w:val="single" w:sz="4" w:space="0" w:color="BFC9C2"/>
+              <w:left w:val="single" w:sz="4" w:space="0" w:color="BFC9C2"/>
+              <w:bottom w:val="single" w:sz="4" w:space="0" w:color="BFC9C2"/>
+              <w:right w:val="single" w:sz="4" w:space="0" w:color="BFC9C2"/>
+            </w:tcBorders>
+            <w:tcMar>
+              <w:top w:w="60" w:type="dxa"/>
+              <w:left w:w="100" w:type="dxa"/>
+              <w:bottom w:w="60" w:type="dxa"/>
+              <w:right w:w="100" w:type="dxa"/>
+            </w:tcMar>
+          </w:tcPr>
+          <w:p>
+            <w:pPr>
+              <w:spacing w:line="276" w:lineRule="auto"/>
+              <w:jc w:val="both"/>
+            </w:pPr>
+            <w:r>
+              <w:rPr>
+                <w:color w:val="5B6966"/>
+                <w:sz w:val="18"/>
+                <w:szCs w:val="18"/>
+              </w:rPr>
+              <w:t>BEFORE UPDATE · prestamos</w:t>
+            </w:r>
+          </w:p>
+        </w:tc>
+        <w:tc>
+          <w:tcPr>
+            <w:tcW w:w="900" w:type="dxa"/>
+            <w:tcBorders>
+              <w:top w:val="single" w:sz="4" w:space="0" w:color="BFC9C2"/>
+              <w:left w:val="single" w:sz="4" w:space="0" w:color="BFC9C2"/>
+              <w:bottom w:val="single" w:sz="4" w:space="0" w:color="BFC9C2"/>
+              <w:right w:val="single" w:sz="4" w:space="0" w:color="BFC9C2"/>
+            </w:tcBorders>
+            <w:tcMar>
+              <w:top w:w="60" w:type="dxa"/>
+              <w:left w:w="100" w:type="dxa"/>
+              <w:bottom w:w="60" w:type="dxa"/>
+              <w:right w:w="100" w:type="dxa"/>
+            </w:tcMar>
+          </w:tcPr>
+          <w:p>
+            <w:pPr>
+              <w:spacing w:line="276" w:lineRule="auto"/>
+              <w:jc w:val="center"/>
+            </w:pPr>
             <w:r>
               <w:rPr>
                 <w:color w:val="1F2A22"/>
                 <w:sz w:val="19"/>
                 <w:szCs w:val="19"/>
               </w:rPr>
-              <w:t>fecha_devolucion</w:t>
-            </w:r>
-            <w:proofErr w:type="spellEnd"/>
-            <w:r>
-              <w:rPr>
-                <w:color w:val="1F2A22"/>
-                <w:sz w:val="19"/>
-                <w:szCs w:val="19"/>
-              </w:rPr>
-              <w:t>, asignarle la fecha de hoy; y rechazar una devolución anterior a la fecha del préstamo.</w:t>
-            </w:r>
-          </w:p>
-        </w:tc>
-        <w:tc>
-          <w:tcPr>
-            <w:tcW w:w="2300" w:type="dxa"/>
-            <w:tcBorders>
-              <w:top w:val="single" w:sz="4" w:space="0" w:color="BFC9C2"/>
-              <w:left w:val="single" w:sz="4" w:space="0" w:color="BFC9C2"/>
-              <w:bottom w:val="single" w:sz="4" w:space="0" w:color="BFC9C2"/>
-              <w:right w:val="single" w:sz="4" w:space="0" w:color="BFC9C2"/>
-            </w:tcBorders>
-            <w:tcMar>
-              <w:top w:w="60" w:type="dxa"/>
-              <w:left w:w="100" w:type="dxa"/>
-              <w:bottom w:w="60" w:type="dxa"/>
-              <w:right w:w="100" w:type="dxa"/>
-            </w:tcMar>
-          </w:tcPr>
-          <w:p>
-            <w:pPr>
-              <w:spacing w:line="276" w:lineRule="auto"/>
-              <w:jc w:val="both"/>
-            </w:pPr>
-            <w:r>
-              <w:rPr>
-                <w:color w:val="5B6966"/>
-                <w:sz w:val="18"/>
-                <w:szCs w:val="18"/>
-              </w:rPr>
-              <w:t>BEFORE UPDATE · prestamos</w:t>
-            </w:r>
-          </w:p>
-        </w:tc>
-        <w:tc>
-          <w:tcPr>
-            <w:tcW w:w="900" w:type="dxa"/>
-            <w:tcBorders>
-              <w:top w:val="single" w:sz="4" w:space="0" w:color="BFC9C2"/>
-              <w:left w:val="single" w:sz="4" w:space="0" w:color="BFC9C2"/>
-              <w:bottom w:val="single" w:sz="4" w:space="0" w:color="BFC9C2"/>
-              <w:right w:val="single" w:sz="4" w:space="0" w:color="BFC9C2"/>
-            </w:tcBorders>
-            <w:tcMar>
-              <w:top w:w="60" w:type="dxa"/>
-              <w:left w:w="100" w:type="dxa"/>
-              <w:bottom w:w="60" w:type="dxa"/>
-              <w:right w:w="100" w:type="dxa"/>
-            </w:tcMar>
-          </w:tcPr>
-          <w:p>
-            <w:pPr>
-              <w:spacing w:line="276" w:lineRule="auto"/>
-              <w:jc w:val="center"/>
-            </w:pPr>
-            <w:r>
-              <w:rPr>
-                <w:color w:val="1F2A22"/>
-                <w:sz w:val="19"/>
-                <w:szCs w:val="19"/>
-              </w:rPr>
               <w:t>★★</w:t>
             </w:r>
           </w:p>
         </w:tc>
       </w:tr>
       <w:tr>
-        <w:tblPrEx>
-          <w:tblCellMar>
-            <w:top w:w="0" w:type="dxa"/>
-            <w:bottom w:w="0" w:type="dxa"/>
-          </w:tblCellMar>
-        </w:tblPrEx>
         <w:trPr>
           <w:cantSplit/>
         </w:trPr>
@@ -3526,12 +3052,6 @@
         </w:tc>
       </w:tr>
       <w:tr>
-        <w:tblPrEx>
-          <w:tblCellMar>
-            <w:top w:w="0" w:type="dxa"/>
-            <w:bottom w:w="0" w:type="dxa"/>
-          </w:tblCellMar>
-        </w:tblPrEx>
         <w:trPr>
           <w:cantSplit/>
         </w:trPr>
@@ -3626,18 +3146,8 @@
                 <w:sz w:val="18"/>
                 <w:szCs w:val="18"/>
               </w:rPr>
-              <w:t xml:space="preserve">AFTER INSERT · </w:t>
-            </w:r>
-            <w:proofErr w:type="spellStart"/>
-            <w:r>
-              <w:rPr>
-                <w:color w:val="5B6966"/>
-                <w:sz w:val="18"/>
-                <w:szCs w:val="18"/>
-              </w:rPr>
-              <w:t>detalle_prestamo</w:t>
-            </w:r>
-            <w:proofErr w:type="spellEnd"/>
+              <w:t>AFTER INSERT · detalle_prestamo</w:t>
+            </w:r>
           </w:p>
         </w:tc>
         <w:tc>
@@ -3673,12 +3183,6 @@
         </w:tc>
       </w:tr>
       <w:tr>
-        <w:tblPrEx>
-          <w:tblCellMar>
-            <w:top w:w="0" w:type="dxa"/>
-            <w:bottom w:w="0" w:type="dxa"/>
-          </w:tblCellMar>
-        </w:tblPrEx>
         <w:trPr>
           <w:cantSplit/>
         </w:trPr>
@@ -3810,12 +3314,6 @@
         </w:tc>
       </w:tr>
       <w:tr>
-        <w:tblPrEx>
-          <w:tblCellMar>
-            <w:top w:w="0" w:type="dxa"/>
-            <w:bottom w:w="0" w:type="dxa"/>
-          </w:tblCellMar>
-        </w:tblPrEx>
         <w:trPr>
           <w:cantSplit/>
         </w:trPr>
@@ -3879,108 +3377,74 @@
                 <w:sz w:val="19"/>
                 <w:szCs w:val="19"/>
               </w:rPr>
-              <w:t xml:space="preserve">Si se elimina una línea de </w:t>
-            </w:r>
-            <w:proofErr w:type="spellStart"/>
+              <w:t>Si se elimina una línea de detalle_prestamo de un préstamo que no estaba devuelto, reponer el ejemplar del libro.</w:t>
+            </w:r>
+          </w:p>
+        </w:tc>
+        <w:tc>
+          <w:tcPr>
+            <w:tcW w:w="2300" w:type="dxa"/>
+            <w:tcBorders>
+              <w:top w:val="single" w:sz="4" w:space="0" w:color="BFC9C2"/>
+              <w:left w:val="single" w:sz="4" w:space="0" w:color="BFC9C2"/>
+              <w:bottom w:val="single" w:sz="4" w:space="0" w:color="BFC9C2"/>
+              <w:right w:val="single" w:sz="4" w:space="0" w:color="BFC9C2"/>
+            </w:tcBorders>
+            <w:tcMar>
+              <w:top w:w="60" w:type="dxa"/>
+              <w:left w:w="100" w:type="dxa"/>
+              <w:bottom w:w="60" w:type="dxa"/>
+              <w:right w:w="100" w:type="dxa"/>
+            </w:tcMar>
+          </w:tcPr>
+          <w:p>
+            <w:pPr>
+              <w:spacing w:line="276" w:lineRule="auto"/>
+              <w:jc w:val="both"/>
+            </w:pPr>
+            <w:r>
+              <w:rPr>
+                <w:color w:val="5B6966"/>
+                <w:sz w:val="18"/>
+                <w:szCs w:val="18"/>
+              </w:rPr>
+              <w:t>AFTER DELETE · detalle_prestamo</w:t>
+            </w:r>
+          </w:p>
+        </w:tc>
+        <w:tc>
+          <w:tcPr>
+            <w:tcW w:w="900" w:type="dxa"/>
+            <w:tcBorders>
+              <w:top w:val="single" w:sz="4" w:space="0" w:color="BFC9C2"/>
+              <w:left w:val="single" w:sz="4" w:space="0" w:color="BFC9C2"/>
+              <w:bottom w:val="single" w:sz="4" w:space="0" w:color="BFC9C2"/>
+              <w:right w:val="single" w:sz="4" w:space="0" w:color="BFC9C2"/>
+            </w:tcBorders>
+            <w:tcMar>
+              <w:top w:w="60" w:type="dxa"/>
+              <w:left w:w="100" w:type="dxa"/>
+              <w:bottom w:w="60" w:type="dxa"/>
+              <w:right w:w="100" w:type="dxa"/>
+            </w:tcMar>
+          </w:tcPr>
+          <w:p>
+            <w:pPr>
+              <w:spacing w:line="276" w:lineRule="auto"/>
+              <w:jc w:val="center"/>
+            </w:pPr>
             <w:r>
               <w:rPr>
                 <w:color w:val="1F2A22"/>
                 <w:sz w:val="19"/>
                 <w:szCs w:val="19"/>
               </w:rPr>
-              <w:t>detalle_prestamo</w:t>
-            </w:r>
-            <w:proofErr w:type="spellEnd"/>
-            <w:r>
-              <w:rPr>
-                <w:color w:val="1F2A22"/>
-                <w:sz w:val="19"/>
-                <w:szCs w:val="19"/>
-              </w:rPr>
-              <w:t xml:space="preserve"> de un préstamo que no estaba devuelto, reponer el ejemplar del libro.</w:t>
-            </w:r>
-          </w:p>
-        </w:tc>
-        <w:tc>
-          <w:tcPr>
-            <w:tcW w:w="2300" w:type="dxa"/>
-            <w:tcBorders>
-              <w:top w:val="single" w:sz="4" w:space="0" w:color="BFC9C2"/>
-              <w:left w:val="single" w:sz="4" w:space="0" w:color="BFC9C2"/>
-              <w:bottom w:val="single" w:sz="4" w:space="0" w:color="BFC9C2"/>
-              <w:right w:val="single" w:sz="4" w:space="0" w:color="BFC9C2"/>
-            </w:tcBorders>
-            <w:tcMar>
-              <w:top w:w="60" w:type="dxa"/>
-              <w:left w:w="100" w:type="dxa"/>
-              <w:bottom w:w="60" w:type="dxa"/>
-              <w:right w:w="100" w:type="dxa"/>
-            </w:tcMar>
-          </w:tcPr>
-          <w:p>
-            <w:pPr>
-              <w:spacing w:line="276" w:lineRule="auto"/>
-              <w:jc w:val="both"/>
-            </w:pPr>
-            <w:r>
-              <w:rPr>
-                <w:color w:val="5B6966"/>
-                <w:sz w:val="18"/>
-                <w:szCs w:val="18"/>
-              </w:rPr>
-              <w:t xml:space="preserve">AFTER DELETE · </w:t>
-            </w:r>
-            <w:proofErr w:type="spellStart"/>
-            <w:r>
-              <w:rPr>
-                <w:color w:val="5B6966"/>
-                <w:sz w:val="18"/>
-                <w:szCs w:val="18"/>
-              </w:rPr>
-              <w:t>detalle_prestamo</w:t>
-            </w:r>
-            <w:proofErr w:type="spellEnd"/>
-          </w:p>
-        </w:tc>
-        <w:tc>
-          <w:tcPr>
-            <w:tcW w:w="900" w:type="dxa"/>
-            <w:tcBorders>
-              <w:top w:val="single" w:sz="4" w:space="0" w:color="BFC9C2"/>
-              <w:left w:val="single" w:sz="4" w:space="0" w:color="BFC9C2"/>
-              <w:bottom w:val="single" w:sz="4" w:space="0" w:color="BFC9C2"/>
-              <w:right w:val="single" w:sz="4" w:space="0" w:color="BFC9C2"/>
-            </w:tcBorders>
-            <w:tcMar>
-              <w:top w:w="60" w:type="dxa"/>
-              <w:left w:w="100" w:type="dxa"/>
-              <w:bottom w:w="60" w:type="dxa"/>
-              <w:right w:w="100" w:type="dxa"/>
-            </w:tcMar>
-          </w:tcPr>
-          <w:p>
-            <w:pPr>
-              <w:spacing w:line="276" w:lineRule="auto"/>
-              <w:jc w:val="center"/>
-            </w:pPr>
-            <w:r>
-              <w:rPr>
-                <w:color w:val="1F2A22"/>
-                <w:sz w:val="19"/>
-                <w:szCs w:val="19"/>
-              </w:rPr>
               <w:t>★★★</w:t>
             </w:r>
           </w:p>
         </w:tc>
       </w:tr>
       <w:tr>
-        <w:tblPrEx>
-          <w:tblCellMar>
-            <w:top w:w="0" w:type="dxa"/>
-            <w:bottom w:w="0" w:type="dxa"/>
-          </w:tblCellMar>
-        </w:tblPrEx>
         <w:trPr>
           <w:cantSplit/>
         </w:trPr>
@@ -4112,12 +3576,6 @@
         </w:tc>
       </w:tr>
       <w:tr>
-        <w:tblPrEx>
-          <w:tblCellMar>
-            <w:top w:w="0" w:type="dxa"/>
-            <w:bottom w:w="0" w:type="dxa"/>
-          </w:tblCellMar>
-        </w:tblPrEx>
         <w:trPr>
           <w:cantSplit/>
         </w:trPr>
@@ -4181,98 +3639,74 @@
                 <w:sz w:val="19"/>
                 <w:szCs w:val="19"/>
               </w:rPr>
-              <w:t xml:space="preserve">No permitir bajar </w:t>
-            </w:r>
-            <w:proofErr w:type="spellStart"/>
+              <w:t>No permitir bajar ejemplares_total por debajo de la cantidad de ejemplares que están prestados (total menos disponibles).</w:t>
+            </w:r>
+          </w:p>
+        </w:tc>
+        <w:tc>
+          <w:tcPr>
+            <w:tcW w:w="2300" w:type="dxa"/>
+            <w:tcBorders>
+              <w:top w:val="single" w:sz="4" w:space="0" w:color="BFC9C2"/>
+              <w:left w:val="single" w:sz="4" w:space="0" w:color="BFC9C2"/>
+              <w:bottom w:val="single" w:sz="4" w:space="0" w:color="BFC9C2"/>
+              <w:right w:val="single" w:sz="4" w:space="0" w:color="BFC9C2"/>
+            </w:tcBorders>
+            <w:tcMar>
+              <w:top w:w="60" w:type="dxa"/>
+              <w:left w:w="100" w:type="dxa"/>
+              <w:bottom w:w="60" w:type="dxa"/>
+              <w:right w:w="100" w:type="dxa"/>
+            </w:tcMar>
+          </w:tcPr>
+          <w:p>
+            <w:pPr>
+              <w:spacing w:line="276" w:lineRule="auto"/>
+              <w:jc w:val="both"/>
+            </w:pPr>
+            <w:r>
+              <w:rPr>
+                <w:color w:val="5B6966"/>
+                <w:sz w:val="18"/>
+                <w:szCs w:val="18"/>
+              </w:rPr>
+              <w:t>BEFORE UPDATE · libros</w:t>
+            </w:r>
+          </w:p>
+        </w:tc>
+        <w:tc>
+          <w:tcPr>
+            <w:tcW w:w="900" w:type="dxa"/>
+            <w:tcBorders>
+              <w:top w:val="single" w:sz="4" w:space="0" w:color="BFC9C2"/>
+              <w:left w:val="single" w:sz="4" w:space="0" w:color="BFC9C2"/>
+              <w:bottom w:val="single" w:sz="4" w:space="0" w:color="BFC9C2"/>
+              <w:right w:val="single" w:sz="4" w:space="0" w:color="BFC9C2"/>
+            </w:tcBorders>
+            <w:tcMar>
+              <w:top w:w="60" w:type="dxa"/>
+              <w:left w:w="100" w:type="dxa"/>
+              <w:bottom w:w="60" w:type="dxa"/>
+              <w:right w:w="100" w:type="dxa"/>
+            </w:tcMar>
+          </w:tcPr>
+          <w:p>
+            <w:pPr>
+              <w:spacing w:line="276" w:lineRule="auto"/>
+              <w:jc w:val="center"/>
+            </w:pPr>
             <w:r>
               <w:rPr>
                 <w:color w:val="1F2A22"/>
                 <w:sz w:val="19"/>
                 <w:szCs w:val="19"/>
               </w:rPr>
-              <w:t>ejemplares_total</w:t>
-            </w:r>
-            <w:proofErr w:type="spellEnd"/>
-            <w:r>
-              <w:rPr>
-                <w:color w:val="1F2A22"/>
-                <w:sz w:val="19"/>
-                <w:szCs w:val="19"/>
-              </w:rPr>
-              <w:t xml:space="preserve"> por debajo de la cantidad de ejemplares que están prestados (total menos disponibles).</w:t>
-            </w:r>
-          </w:p>
-        </w:tc>
-        <w:tc>
-          <w:tcPr>
-            <w:tcW w:w="2300" w:type="dxa"/>
-            <w:tcBorders>
-              <w:top w:val="single" w:sz="4" w:space="0" w:color="BFC9C2"/>
-              <w:left w:val="single" w:sz="4" w:space="0" w:color="BFC9C2"/>
-              <w:bottom w:val="single" w:sz="4" w:space="0" w:color="BFC9C2"/>
-              <w:right w:val="single" w:sz="4" w:space="0" w:color="BFC9C2"/>
-            </w:tcBorders>
-            <w:tcMar>
-              <w:top w:w="60" w:type="dxa"/>
-              <w:left w:w="100" w:type="dxa"/>
-              <w:bottom w:w="60" w:type="dxa"/>
-              <w:right w:w="100" w:type="dxa"/>
-            </w:tcMar>
-          </w:tcPr>
-          <w:p>
-            <w:pPr>
-              <w:spacing w:line="276" w:lineRule="auto"/>
-              <w:jc w:val="both"/>
-            </w:pPr>
-            <w:r>
-              <w:rPr>
-                <w:color w:val="5B6966"/>
-                <w:sz w:val="18"/>
-                <w:szCs w:val="18"/>
-              </w:rPr>
-              <w:t>BEFORE UPDATE · libros</w:t>
-            </w:r>
-          </w:p>
-        </w:tc>
-        <w:tc>
-          <w:tcPr>
-            <w:tcW w:w="900" w:type="dxa"/>
-            <w:tcBorders>
-              <w:top w:val="single" w:sz="4" w:space="0" w:color="BFC9C2"/>
-              <w:left w:val="single" w:sz="4" w:space="0" w:color="BFC9C2"/>
-              <w:bottom w:val="single" w:sz="4" w:space="0" w:color="BFC9C2"/>
-              <w:right w:val="single" w:sz="4" w:space="0" w:color="BFC9C2"/>
-            </w:tcBorders>
-            <w:tcMar>
-              <w:top w:w="60" w:type="dxa"/>
-              <w:left w:w="100" w:type="dxa"/>
-              <w:bottom w:w="60" w:type="dxa"/>
-              <w:right w:w="100" w:type="dxa"/>
-            </w:tcMar>
-          </w:tcPr>
-          <w:p>
-            <w:pPr>
-              <w:spacing w:line="276" w:lineRule="auto"/>
-              <w:jc w:val="center"/>
-            </w:pPr>
-            <w:r>
-              <w:rPr>
-                <w:color w:val="1F2A22"/>
-                <w:sz w:val="19"/>
-                <w:szCs w:val="19"/>
-              </w:rPr>
               <w:t>★★</w:t>
             </w:r>
           </w:p>
         </w:tc>
       </w:tr>
       <w:tr>
-        <w:tblPrEx>
-          <w:tblCellMar>
-            <w:top w:w="0" w:type="dxa"/>
-            <w:bottom w:w="0" w:type="dxa"/>
-          </w:tblCellMar>
-        </w:tblPrEx>
         <w:trPr>
           <w:cantSplit/>
         </w:trPr>
@@ -4336,116 +3770,74 @@
                 <w:sz w:val="19"/>
                 <w:szCs w:val="19"/>
               </w:rPr>
-              <w:t xml:space="preserve">Cuando </w:t>
-            </w:r>
-            <w:proofErr w:type="spellStart"/>
+              <w:t>Cuando ejemplares_disponibles de un libro llegue a 0, insertar una alerta en la tabla alertas_inventario.</w:t>
+            </w:r>
+          </w:p>
+        </w:tc>
+        <w:tc>
+          <w:tcPr>
+            <w:tcW w:w="2300" w:type="dxa"/>
+            <w:tcBorders>
+              <w:top w:val="single" w:sz="4" w:space="0" w:color="BFC9C2"/>
+              <w:left w:val="single" w:sz="4" w:space="0" w:color="BFC9C2"/>
+              <w:bottom w:val="single" w:sz="4" w:space="0" w:color="BFC9C2"/>
+              <w:right w:val="single" w:sz="4" w:space="0" w:color="BFC9C2"/>
+            </w:tcBorders>
+            <w:tcMar>
+              <w:top w:w="60" w:type="dxa"/>
+              <w:left w:w="100" w:type="dxa"/>
+              <w:bottom w:w="60" w:type="dxa"/>
+              <w:right w:w="100" w:type="dxa"/>
+            </w:tcMar>
+          </w:tcPr>
+          <w:p>
+            <w:pPr>
+              <w:spacing w:line="276" w:lineRule="auto"/>
+              <w:jc w:val="both"/>
+            </w:pPr>
+            <w:r>
+              <w:rPr>
+                <w:color w:val="5B6966"/>
+                <w:sz w:val="18"/>
+                <w:szCs w:val="18"/>
+              </w:rPr>
+              <w:t>AFTER UPDATE · libros</w:t>
+            </w:r>
+          </w:p>
+        </w:tc>
+        <w:tc>
+          <w:tcPr>
+            <w:tcW w:w="900" w:type="dxa"/>
+            <w:tcBorders>
+              <w:top w:val="single" w:sz="4" w:space="0" w:color="BFC9C2"/>
+              <w:left w:val="single" w:sz="4" w:space="0" w:color="BFC9C2"/>
+              <w:bottom w:val="single" w:sz="4" w:space="0" w:color="BFC9C2"/>
+              <w:right w:val="single" w:sz="4" w:space="0" w:color="BFC9C2"/>
+            </w:tcBorders>
+            <w:tcMar>
+              <w:top w:w="60" w:type="dxa"/>
+              <w:left w:w="100" w:type="dxa"/>
+              <w:bottom w:w="60" w:type="dxa"/>
+              <w:right w:w="100" w:type="dxa"/>
+            </w:tcMar>
+          </w:tcPr>
+          <w:p>
+            <w:pPr>
+              <w:spacing w:line="276" w:lineRule="auto"/>
+              <w:jc w:val="center"/>
+            </w:pPr>
             <w:r>
               <w:rPr>
                 <w:color w:val="1F2A22"/>
                 <w:sz w:val="19"/>
                 <w:szCs w:val="19"/>
               </w:rPr>
-              <w:t>ejemplares_disponibles</w:t>
-            </w:r>
-            <w:proofErr w:type="spellEnd"/>
-            <w:r>
-              <w:rPr>
-                <w:color w:val="1F2A22"/>
-                <w:sz w:val="19"/>
-                <w:szCs w:val="19"/>
-              </w:rPr>
-              <w:t xml:space="preserve"> de un libro llegue a 0, insertar una alerta en la tabla </w:t>
-            </w:r>
-            <w:proofErr w:type="spellStart"/>
-            <w:r>
-              <w:rPr>
-                <w:color w:val="1F2A22"/>
-                <w:sz w:val="19"/>
-                <w:szCs w:val="19"/>
-              </w:rPr>
-              <w:t>alertas_inventario</w:t>
-            </w:r>
-            <w:proofErr w:type="spellEnd"/>
-            <w:r>
-              <w:rPr>
-                <w:color w:val="1F2A22"/>
-                <w:sz w:val="19"/>
-                <w:szCs w:val="19"/>
-              </w:rPr>
-              <w:t>.</w:t>
-            </w:r>
-          </w:p>
-        </w:tc>
-        <w:tc>
-          <w:tcPr>
-            <w:tcW w:w="2300" w:type="dxa"/>
-            <w:tcBorders>
-              <w:top w:val="single" w:sz="4" w:space="0" w:color="BFC9C2"/>
-              <w:left w:val="single" w:sz="4" w:space="0" w:color="BFC9C2"/>
-              <w:bottom w:val="single" w:sz="4" w:space="0" w:color="BFC9C2"/>
-              <w:right w:val="single" w:sz="4" w:space="0" w:color="BFC9C2"/>
-            </w:tcBorders>
-            <w:tcMar>
-              <w:top w:w="60" w:type="dxa"/>
-              <w:left w:w="100" w:type="dxa"/>
-              <w:bottom w:w="60" w:type="dxa"/>
-              <w:right w:w="100" w:type="dxa"/>
-            </w:tcMar>
-          </w:tcPr>
-          <w:p>
-            <w:pPr>
-              <w:spacing w:line="276" w:lineRule="auto"/>
-              <w:jc w:val="both"/>
-            </w:pPr>
-            <w:r>
-              <w:rPr>
-                <w:color w:val="5B6966"/>
-                <w:sz w:val="18"/>
-                <w:szCs w:val="18"/>
-              </w:rPr>
-              <w:t>AFTER UPDATE · libros</w:t>
-            </w:r>
-          </w:p>
-        </w:tc>
-        <w:tc>
-          <w:tcPr>
-            <w:tcW w:w="900" w:type="dxa"/>
-            <w:tcBorders>
-              <w:top w:val="single" w:sz="4" w:space="0" w:color="BFC9C2"/>
-              <w:left w:val="single" w:sz="4" w:space="0" w:color="BFC9C2"/>
-              <w:bottom w:val="single" w:sz="4" w:space="0" w:color="BFC9C2"/>
-              <w:right w:val="single" w:sz="4" w:space="0" w:color="BFC9C2"/>
-            </w:tcBorders>
-            <w:tcMar>
-              <w:top w:w="60" w:type="dxa"/>
-              <w:left w:w="100" w:type="dxa"/>
-              <w:bottom w:w="60" w:type="dxa"/>
-              <w:right w:w="100" w:type="dxa"/>
-            </w:tcMar>
-          </w:tcPr>
-          <w:p>
-            <w:pPr>
-              <w:spacing w:line="276" w:lineRule="auto"/>
-              <w:jc w:val="center"/>
-            </w:pPr>
-            <w:r>
-              <w:rPr>
-                <w:color w:val="1F2A22"/>
-                <w:sz w:val="19"/>
-                <w:szCs w:val="19"/>
-              </w:rPr>
               <w:t>★★</w:t>
             </w:r>
           </w:p>
         </w:tc>
       </w:tr>
       <w:tr>
-        <w:tblPrEx>
-          <w:tblCellMar>
-            <w:top w:w="0" w:type="dxa"/>
-            <w:bottom w:w="0" w:type="dxa"/>
-          </w:tblCellMar>
-        </w:tblPrEx>
         <w:trPr>
           <w:cantSplit/>
         </w:trPr>
@@ -4486,12 +3878,6 @@
         </w:tc>
       </w:tr>
       <w:tr>
-        <w:tblPrEx>
-          <w:tblCellMar>
-            <w:top w:w="0" w:type="dxa"/>
-            <w:bottom w:w="0" w:type="dxa"/>
-          </w:tblCellMar>
-        </w:tblPrEx>
         <w:trPr>
           <w:cantSplit/>
         </w:trPr>
@@ -4623,12 +4009,6 @@
         </w:tc>
       </w:tr>
       <w:tr>
-        <w:tblPrEx>
-          <w:tblCellMar>
-            <w:top w:w="0" w:type="dxa"/>
-            <w:bottom w:w="0" w:type="dxa"/>
-          </w:tblCellMar>
-        </w:tblPrEx>
         <w:trPr>
           <w:cantSplit/>
         </w:trPr>
@@ -4693,108 +4073,74 @@
                 <w:sz w:val="19"/>
                 <w:szCs w:val="19"/>
               </w:rPr>
-              <w:t xml:space="preserve">Cada vez que un libro entre en un préstamo, sumar 1 a una columna nueva </w:t>
-            </w:r>
-            <w:proofErr w:type="spellStart"/>
+              <w:t>Cada vez que un libro entre en un préstamo, sumar 1 a una columna nueva veces_prestado de la tabla libros.</w:t>
+            </w:r>
+          </w:p>
+        </w:tc>
+        <w:tc>
+          <w:tcPr>
+            <w:tcW w:w="2300" w:type="dxa"/>
+            <w:tcBorders>
+              <w:top w:val="single" w:sz="4" w:space="0" w:color="BFC9C2"/>
+              <w:left w:val="single" w:sz="4" w:space="0" w:color="BFC9C2"/>
+              <w:bottom w:val="single" w:sz="4" w:space="0" w:color="BFC9C2"/>
+              <w:right w:val="single" w:sz="4" w:space="0" w:color="BFC9C2"/>
+            </w:tcBorders>
+            <w:tcMar>
+              <w:top w:w="60" w:type="dxa"/>
+              <w:left w:w="100" w:type="dxa"/>
+              <w:bottom w:w="60" w:type="dxa"/>
+              <w:right w:w="100" w:type="dxa"/>
+            </w:tcMar>
+          </w:tcPr>
+          <w:p>
+            <w:pPr>
+              <w:spacing w:line="276" w:lineRule="auto"/>
+              <w:jc w:val="both"/>
+            </w:pPr>
+            <w:r>
+              <w:rPr>
+                <w:color w:val="5B6966"/>
+                <w:sz w:val="18"/>
+                <w:szCs w:val="18"/>
+              </w:rPr>
+              <w:t>AFTER INSERT · detalle_prestamo</w:t>
+            </w:r>
+          </w:p>
+        </w:tc>
+        <w:tc>
+          <w:tcPr>
+            <w:tcW w:w="900" w:type="dxa"/>
+            <w:tcBorders>
+              <w:top w:val="single" w:sz="4" w:space="0" w:color="BFC9C2"/>
+              <w:left w:val="single" w:sz="4" w:space="0" w:color="BFC9C2"/>
+              <w:bottom w:val="single" w:sz="4" w:space="0" w:color="BFC9C2"/>
+              <w:right w:val="single" w:sz="4" w:space="0" w:color="BFC9C2"/>
+            </w:tcBorders>
+            <w:tcMar>
+              <w:top w:w="60" w:type="dxa"/>
+              <w:left w:w="100" w:type="dxa"/>
+              <w:bottom w:w="60" w:type="dxa"/>
+              <w:right w:w="100" w:type="dxa"/>
+            </w:tcMar>
+          </w:tcPr>
+          <w:p>
+            <w:pPr>
+              <w:spacing w:line="276" w:lineRule="auto"/>
+              <w:jc w:val="center"/>
+            </w:pPr>
             <w:r>
               <w:rPr>
                 <w:color w:val="1F2A22"/>
                 <w:sz w:val="19"/>
                 <w:szCs w:val="19"/>
               </w:rPr>
-              <w:t>veces_prestado</w:t>
-            </w:r>
-            <w:proofErr w:type="spellEnd"/>
-            <w:r>
-              <w:rPr>
-                <w:color w:val="1F2A22"/>
-                <w:sz w:val="19"/>
-                <w:szCs w:val="19"/>
-              </w:rPr>
-              <w:t xml:space="preserve"> de la tabla libros.</w:t>
-            </w:r>
-          </w:p>
-        </w:tc>
-        <w:tc>
-          <w:tcPr>
-            <w:tcW w:w="2300" w:type="dxa"/>
-            <w:tcBorders>
-              <w:top w:val="single" w:sz="4" w:space="0" w:color="BFC9C2"/>
-              <w:left w:val="single" w:sz="4" w:space="0" w:color="BFC9C2"/>
-              <w:bottom w:val="single" w:sz="4" w:space="0" w:color="BFC9C2"/>
-              <w:right w:val="single" w:sz="4" w:space="0" w:color="BFC9C2"/>
-            </w:tcBorders>
-            <w:tcMar>
-              <w:top w:w="60" w:type="dxa"/>
-              <w:left w:w="100" w:type="dxa"/>
-              <w:bottom w:w="60" w:type="dxa"/>
-              <w:right w:w="100" w:type="dxa"/>
-            </w:tcMar>
-          </w:tcPr>
-          <w:p>
-            <w:pPr>
-              <w:spacing w:line="276" w:lineRule="auto"/>
-              <w:jc w:val="both"/>
-            </w:pPr>
-            <w:r>
-              <w:rPr>
-                <w:color w:val="5B6966"/>
-                <w:sz w:val="18"/>
-                <w:szCs w:val="18"/>
-              </w:rPr>
-              <w:t xml:space="preserve">AFTER INSERT · </w:t>
-            </w:r>
-            <w:proofErr w:type="spellStart"/>
-            <w:r>
-              <w:rPr>
-                <w:color w:val="5B6966"/>
-                <w:sz w:val="18"/>
-                <w:szCs w:val="18"/>
-              </w:rPr>
-              <w:t>detalle_prestamo</w:t>
-            </w:r>
-            <w:proofErr w:type="spellEnd"/>
-          </w:p>
-        </w:tc>
-        <w:tc>
-          <w:tcPr>
-            <w:tcW w:w="900" w:type="dxa"/>
-            <w:tcBorders>
-              <w:top w:val="single" w:sz="4" w:space="0" w:color="BFC9C2"/>
-              <w:left w:val="single" w:sz="4" w:space="0" w:color="BFC9C2"/>
-              <w:bottom w:val="single" w:sz="4" w:space="0" w:color="BFC9C2"/>
-              <w:right w:val="single" w:sz="4" w:space="0" w:color="BFC9C2"/>
-            </w:tcBorders>
-            <w:tcMar>
-              <w:top w:w="60" w:type="dxa"/>
-              <w:left w:w="100" w:type="dxa"/>
-              <w:bottom w:w="60" w:type="dxa"/>
-              <w:right w:w="100" w:type="dxa"/>
-            </w:tcMar>
-          </w:tcPr>
-          <w:p>
-            <w:pPr>
-              <w:spacing w:line="276" w:lineRule="auto"/>
-              <w:jc w:val="center"/>
-            </w:pPr>
-            <w:r>
-              <w:rPr>
-                <w:color w:val="1F2A22"/>
-                <w:sz w:val="19"/>
-                <w:szCs w:val="19"/>
-              </w:rPr>
               <w:t>★★</w:t>
             </w:r>
           </w:p>
         </w:tc>
       </w:tr>
       <w:tr>
-        <w:tblPrEx>
-          <w:tblCellMar>
-            <w:top w:w="0" w:type="dxa"/>
-            <w:bottom w:w="0" w:type="dxa"/>
-          </w:tblCellMar>
-        </w:tblPrEx>
         <w:trPr>
           <w:cantSplit/>
         </w:trPr>
@@ -4926,12 +4272,6 @@
         </w:tc>
       </w:tr>
       <w:tr>
-        <w:tblPrEx>
-          <w:tblCellMar>
-            <w:top w:w="0" w:type="dxa"/>
-            <w:bottom w:w="0" w:type="dxa"/>
-          </w:tblCellMar>
-        </w:tblPrEx>
         <w:trPr>
           <w:cantSplit/>
         </w:trPr>
@@ -5095,29 +4435,7 @@
           <w:sz w:val="20"/>
           <w:szCs w:val="20"/>
         </w:rPr>
-        <w:t xml:space="preserve">Para cada </w:t>
-      </w:r>
-      <w:proofErr w:type="spellStart"/>
-      <w:r>
-        <w:rPr>
-          <w:i/>
-          <w:iCs/>
-          <w:color w:val="5B6966"/>
-          <w:sz w:val="20"/>
-          <w:szCs w:val="20"/>
-        </w:rPr>
-        <w:t>trigger</w:t>
-      </w:r>
-      <w:proofErr w:type="spellEnd"/>
-      <w:r>
-        <w:rPr>
-          <w:i/>
-          <w:iCs/>
-          <w:color w:val="5B6966"/>
-          <w:sz w:val="20"/>
-          <w:szCs w:val="20"/>
-        </w:rPr>
-        <w:t xml:space="preserve"> indique en qué se diferencia su Solución 2 de la Solución 1 y qué aprendió.</w:t>
+        <w:t>Para cada trigger indique en qué se diferencia su Solución 2 de la Solución 1 y qué aprendió.</w:t>
       </w:r>
     </w:p>
     <w:tbl>
@@ -5143,12 +4461,6 @@
         <w:gridCol w:w="4380"/>
       </w:tblGrid>
       <w:tr>
-        <w:tblPrEx>
-          <w:tblCellMar>
-            <w:top w:w="0" w:type="dxa"/>
-            <w:bottom w:w="0" w:type="dxa"/>
-          </w:tblCellMar>
-        </w:tblPrEx>
         <w:trPr>
           <w:cantSplit/>
           <w:tblHeader/>
@@ -5257,12 +4569,6 @@
         </w:tc>
       </w:tr>
       <w:tr>
-        <w:tblPrEx>
-          <w:tblCellMar>
-            <w:top w:w="0" w:type="dxa"/>
-            <w:bottom w:w="0" w:type="dxa"/>
-          </w:tblCellMar>
-        </w:tblPrEx>
         <w:trPr>
           <w:cantSplit/>
           <w:trHeight w:val="760"/>
@@ -5415,121 +4721,47 @@
         <w:spacing w:after="60" w:line="276" w:lineRule="auto"/>
         <w:jc w:val="both"/>
       </w:pPr>
-      <w:proofErr w:type="gramStart"/>
       <w:r>
         <w:rPr>
           <w:color w:val="1F2A22"/>
         </w:rPr>
-        <w:t>•  ¿</w:t>
+        <w:t>•  ¿En qué casos fue más útil un trigger y en cuáles habría sido mejor otra herramienta?</w:t>
       </w:r>
-      <w:proofErr w:type="gramEnd"/>
+    </w:p>
+    <w:p>
+      <w:pPr>
+        <w:spacing w:after="60" w:line="276" w:lineRule="auto"/>
+        <w:jc w:val="both"/>
+      </w:pPr>
       <w:r>
         <w:rPr>
           <w:color w:val="1F2A22"/>
         </w:rPr>
-        <w:t xml:space="preserve">En qué casos fue más útil un </w:t>
+        <w:t>•  ¿Qué diferencias encontró entre los triggers BEFORE y AFTER?</w:t>
       </w:r>
-      <w:proofErr w:type="spellStart"/>
+    </w:p>
+    <w:p>
+      <w:pPr>
+        <w:spacing w:after="60" w:line="276" w:lineRule="auto"/>
+        <w:jc w:val="both"/>
+      </w:pPr>
       <w:r>
         <w:rPr>
           <w:color w:val="1F2A22"/>
         </w:rPr>
-        <w:t>trigger</w:t>
+        <w:t>•  ¿Qué errores cometió y cómo los resolvió?</w:t>
       </w:r>
-      <w:proofErr w:type="spellEnd"/>
+    </w:p>
+    <w:p>
+      <w:pPr>
+        <w:spacing w:after="60" w:line="276" w:lineRule="auto"/>
+        <w:jc w:val="both"/>
+      </w:pPr>
       <w:r>
         <w:rPr>
           <w:color w:val="1F2A22"/>
         </w:rPr>
-        <w:t xml:space="preserve"> y en cuáles habría sido mejor otra herramienta?</w:t>
-      </w:r>
-    </w:p>
-    <w:p>
-      <w:pPr>
-        <w:spacing w:after="60" w:line="276" w:lineRule="auto"/>
-        <w:jc w:val="both"/>
-      </w:pPr>
-      <w:proofErr w:type="gramStart"/>
-      <w:r>
-        <w:rPr>
-          <w:color w:val="1F2A22"/>
-        </w:rPr>
-        <w:t>•  ¿</w:t>
-      </w:r>
-      <w:proofErr w:type="gramEnd"/>
-      <w:r>
-        <w:rPr>
-          <w:color w:val="1F2A22"/>
-        </w:rPr>
-        <w:t xml:space="preserve">Qué diferencias encontró entre los </w:t>
-      </w:r>
-      <w:proofErr w:type="spellStart"/>
-      <w:r>
-        <w:rPr>
-          <w:color w:val="1F2A22"/>
-        </w:rPr>
-        <w:t>triggers</w:t>
-      </w:r>
-      <w:proofErr w:type="spellEnd"/>
-      <w:r>
-        <w:rPr>
-          <w:color w:val="1F2A22"/>
-        </w:rPr>
-        <w:t xml:space="preserve"> BEFORE y AFTER?</w:t>
-      </w:r>
-    </w:p>
-    <w:p>
-      <w:pPr>
-        <w:spacing w:after="60" w:line="276" w:lineRule="auto"/>
-        <w:jc w:val="both"/>
-      </w:pPr>
-      <w:proofErr w:type="gramStart"/>
-      <w:r>
-        <w:rPr>
-          <w:color w:val="1F2A22"/>
-        </w:rPr>
-        <w:t>•  ¿</w:t>
-      </w:r>
-      <w:proofErr w:type="gramEnd"/>
-      <w:r>
-        <w:rPr>
-          <w:color w:val="1F2A22"/>
-        </w:rPr>
-        <w:t>Qué errores cometió y cómo los resolvió?</w:t>
-      </w:r>
-    </w:p>
-    <w:p>
-      <w:pPr>
-        <w:spacing w:after="60" w:line="276" w:lineRule="auto"/>
-        <w:jc w:val="both"/>
-      </w:pPr>
-      <w:proofErr w:type="gramStart"/>
-      <w:r>
-        <w:rPr>
-          <w:color w:val="1F2A22"/>
-        </w:rPr>
-        <w:t>•  ¿</w:t>
-      </w:r>
-      <w:proofErr w:type="gramEnd"/>
-      <w:r>
-        <w:rPr>
-          <w:color w:val="1F2A22"/>
-        </w:rPr>
-        <w:t xml:space="preserve">Qué riesgos tiene usar muchos </w:t>
-      </w:r>
-      <w:proofErr w:type="spellStart"/>
-      <w:r>
-        <w:rPr>
-          <w:color w:val="1F2A22"/>
-        </w:rPr>
-        <w:t>triggers</w:t>
-      </w:r>
-      <w:proofErr w:type="spellEnd"/>
-      <w:r>
-        <w:rPr>
-          <w:color w:val="1F2A22"/>
-        </w:rPr>
-        <w:t xml:space="preserve"> en una base de datos?</w:t>
+        <w:t>•  ¿Qué riesgos tiene usar muchos triggers en una base de datos?</w:t>
       </w:r>
     </w:p>
     <w:tbl>
@@ -5553,12 +4785,6 @@
         <w:gridCol w:w="9360"/>
       </w:tblGrid>
       <w:tr>
-        <w:tblPrEx>
-          <w:tblCellMar>
-            <w:top w:w="0" w:type="dxa"/>
-            <w:bottom w:w="0" w:type="dxa"/>
-          </w:tblCellMar>
-        </w:tblPrEx>
         <w:trPr>
           <w:trHeight w:val="3600"/>
         </w:trPr>
@@ -5626,12 +4852,6 @@
         <w:gridCol w:w="1500"/>
       </w:tblGrid>
       <w:tr>
-        <w:tblPrEx>
-          <w:tblCellMar>
-            <w:top w:w="0" w:type="dxa"/>
-            <w:bottom w:w="0" w:type="dxa"/>
-          </w:tblCellMar>
-        </w:tblPrEx>
         <w:trPr>
           <w:cantSplit/>
           <w:tblHeader/>
@@ -5706,12 +4926,6 @@
         </w:tc>
       </w:tr>
       <w:tr>
-        <w:tblPrEx>
-          <w:tblCellMar>
-            <w:top w:w="0" w:type="dxa"/>
-            <w:bottom w:w="0" w:type="dxa"/>
-          </w:tblCellMar>
-        </w:tblPrEx>
         <w:trPr>
           <w:cantSplit/>
         </w:trPr>
@@ -5742,25 +4956,125 @@
                 <w:sz w:val="20"/>
                 <w:szCs w:val="20"/>
               </w:rPr>
-              <w:t xml:space="preserve">El script tiene las dos soluciones de los 28 </w:t>
-            </w:r>
-            <w:proofErr w:type="spellStart"/>
+              <w:t>El script tiene las dos soluciones de los 28 triggers.</w:t>
+            </w:r>
+          </w:p>
+        </w:tc>
+        <w:tc>
+          <w:tcPr>
+            <w:tcW w:w="1500" w:type="dxa"/>
+            <w:tcBorders>
+              <w:top w:val="single" w:sz="4" w:space="0" w:color="BFC9C2"/>
+              <w:left w:val="single" w:sz="4" w:space="0" w:color="BFC9C2"/>
+              <w:bottom w:val="single" w:sz="4" w:space="0" w:color="BFC9C2"/>
+              <w:right w:val="single" w:sz="4" w:space="0" w:color="BFC9C2"/>
+            </w:tcBorders>
+            <w:tcMar>
+              <w:top w:w="60" w:type="dxa"/>
+              <w:left w:w="100" w:type="dxa"/>
+              <w:bottom w:w="60" w:type="dxa"/>
+              <w:right w:w="100" w:type="dxa"/>
+            </w:tcMar>
+          </w:tcPr>
+          <w:p>
+            <w:pPr>
+              <w:spacing w:line="276" w:lineRule="auto"/>
+              <w:jc w:val="both"/>
+            </w:pPr>
+          </w:p>
+        </w:tc>
+      </w:tr>
+      <w:tr>
+        <w:trPr>
+          <w:cantSplit/>
+        </w:trPr>
+        <w:tc>
+          <w:tcPr>
+            <w:tcW w:w="7860" w:type="dxa"/>
+            <w:tcBorders>
+              <w:top w:val="single" w:sz="4" w:space="0" w:color="BFC9C2"/>
+              <w:left w:val="single" w:sz="4" w:space="0" w:color="BFC9C2"/>
+              <w:bottom w:val="single" w:sz="4" w:space="0" w:color="BFC9C2"/>
+              <w:right w:val="single" w:sz="4" w:space="0" w:color="BFC9C2"/>
+            </w:tcBorders>
+            <w:tcMar>
+              <w:top w:w="60" w:type="dxa"/>
+              <w:left w:w="100" w:type="dxa"/>
+              <w:bottom w:w="60" w:type="dxa"/>
+              <w:right w:w="100" w:type="dxa"/>
+            </w:tcMar>
+          </w:tcPr>
+          <w:p>
+            <w:pPr>
+              <w:spacing w:line="276" w:lineRule="auto"/>
+              <w:jc w:val="both"/>
+            </w:pPr>
             <w:r>
               <w:rPr>
                 <w:color w:val="1F2A22"/>
                 <w:sz w:val="20"/>
                 <w:szCs w:val="20"/>
               </w:rPr>
-              <w:t>triggers</w:t>
-            </w:r>
-            <w:proofErr w:type="spellEnd"/>
+              <w:t>Cada instrucción SQL del script está comentada.</w:t>
+            </w:r>
+          </w:p>
+        </w:tc>
+        <w:tc>
+          <w:tcPr>
+            <w:tcW w:w="1500" w:type="dxa"/>
+            <w:tcBorders>
+              <w:top w:val="single" w:sz="4" w:space="0" w:color="BFC9C2"/>
+              <w:left w:val="single" w:sz="4" w:space="0" w:color="BFC9C2"/>
+              <w:bottom w:val="single" w:sz="4" w:space="0" w:color="BFC9C2"/>
+              <w:right w:val="single" w:sz="4" w:space="0" w:color="BFC9C2"/>
+            </w:tcBorders>
+            <w:tcMar>
+              <w:top w:w="60" w:type="dxa"/>
+              <w:left w:w="100" w:type="dxa"/>
+              <w:bottom w:w="60" w:type="dxa"/>
+              <w:right w:w="100" w:type="dxa"/>
+            </w:tcMar>
+          </w:tcPr>
+          <w:p>
+            <w:pPr>
+              <w:spacing w:line="276" w:lineRule="auto"/>
+              <w:jc w:val="both"/>
+            </w:pPr>
+          </w:p>
+        </w:tc>
+      </w:tr>
+      <w:tr>
+        <w:trPr>
+          <w:cantSplit/>
+        </w:trPr>
+        <w:tc>
+          <w:tcPr>
+            <w:tcW w:w="7860" w:type="dxa"/>
+            <w:tcBorders>
+              <w:top w:val="single" w:sz="4" w:space="0" w:color="BFC9C2"/>
+              <w:left w:val="single" w:sz="4" w:space="0" w:color="BFC9C2"/>
+              <w:bottom w:val="single" w:sz="4" w:space="0" w:color="BFC9C2"/>
+              <w:right w:val="single" w:sz="4" w:space="0" w:color="BFC9C2"/>
+            </w:tcBorders>
+            <w:tcMar>
+              <w:top w:w="60" w:type="dxa"/>
+              <w:left w:w="100" w:type="dxa"/>
+              <w:bottom w:w="60" w:type="dxa"/>
+              <w:right w:w="100" w:type="dxa"/>
+            </w:tcMar>
+          </w:tcPr>
+          <w:p>
+            <w:pPr>
+              <w:spacing w:line="276" w:lineRule="auto"/>
+              <w:jc w:val="both"/>
+            </w:pPr>
             <w:r>
               <w:rPr>
                 <w:color w:val="1F2A22"/>
                 <w:sz w:val="20"/>
                 <w:szCs w:val="20"/>
               </w:rPr>
-              <w:t>.</w:t>
+              <w:t>Probé cada trigger con un caso que funciona y uno que falla.</w:t>
             </w:r>
           </w:p>
         </w:tc>
@@ -5789,160 +5103,6 @@
         </w:tc>
       </w:tr>
       <w:tr>
-        <w:tblPrEx>
-          <w:tblCellMar>
-            <w:top w:w="0" w:type="dxa"/>
-            <w:bottom w:w="0" w:type="dxa"/>
-          </w:tblCellMar>
-        </w:tblPrEx>
-        <w:trPr>
-          <w:cantSplit/>
-        </w:trPr>
-        <w:tc>
-          <w:tcPr>
-            <w:tcW w:w="7860" w:type="dxa"/>
-            <w:tcBorders>
-              <w:top w:val="single" w:sz="4" w:space="0" w:color="BFC9C2"/>
-              <w:left w:val="single" w:sz="4" w:space="0" w:color="BFC9C2"/>
-              <w:bottom w:val="single" w:sz="4" w:space="0" w:color="BFC9C2"/>
-              <w:right w:val="single" w:sz="4" w:space="0" w:color="BFC9C2"/>
-            </w:tcBorders>
-            <w:tcMar>
-              <w:top w:w="60" w:type="dxa"/>
-              <w:left w:w="100" w:type="dxa"/>
-              <w:bottom w:w="60" w:type="dxa"/>
-              <w:right w:w="100" w:type="dxa"/>
-            </w:tcMar>
-          </w:tcPr>
-          <w:p>
-            <w:pPr>
-              <w:spacing w:line="276" w:lineRule="auto"/>
-              <w:jc w:val="both"/>
-            </w:pPr>
-            <w:r>
-              <w:rPr>
-                <w:color w:val="1F2A22"/>
-                <w:sz w:val="20"/>
-                <w:szCs w:val="20"/>
-              </w:rPr>
-              <w:t>Cada instrucción SQL del script está comentada.</w:t>
-            </w:r>
-          </w:p>
-        </w:tc>
-        <w:tc>
-          <w:tcPr>
-            <w:tcW w:w="1500" w:type="dxa"/>
-            <w:tcBorders>
-              <w:top w:val="single" w:sz="4" w:space="0" w:color="BFC9C2"/>
-              <w:left w:val="single" w:sz="4" w:space="0" w:color="BFC9C2"/>
-              <w:bottom w:val="single" w:sz="4" w:space="0" w:color="BFC9C2"/>
-              <w:right w:val="single" w:sz="4" w:space="0" w:color="BFC9C2"/>
-            </w:tcBorders>
-            <w:tcMar>
-              <w:top w:w="60" w:type="dxa"/>
-              <w:left w:w="100" w:type="dxa"/>
-              <w:bottom w:w="60" w:type="dxa"/>
-              <w:right w:w="100" w:type="dxa"/>
-            </w:tcMar>
-          </w:tcPr>
-          <w:p>
-            <w:pPr>
-              <w:spacing w:line="276" w:lineRule="auto"/>
-              <w:jc w:val="both"/>
-            </w:pPr>
-          </w:p>
-        </w:tc>
-      </w:tr>
-      <w:tr>
-        <w:tblPrEx>
-          <w:tblCellMar>
-            <w:top w:w="0" w:type="dxa"/>
-            <w:bottom w:w="0" w:type="dxa"/>
-          </w:tblCellMar>
-        </w:tblPrEx>
-        <w:trPr>
-          <w:cantSplit/>
-        </w:trPr>
-        <w:tc>
-          <w:tcPr>
-            <w:tcW w:w="7860" w:type="dxa"/>
-            <w:tcBorders>
-              <w:top w:val="single" w:sz="4" w:space="0" w:color="BFC9C2"/>
-              <w:left w:val="single" w:sz="4" w:space="0" w:color="BFC9C2"/>
-              <w:bottom w:val="single" w:sz="4" w:space="0" w:color="BFC9C2"/>
-              <w:right w:val="single" w:sz="4" w:space="0" w:color="BFC9C2"/>
-            </w:tcBorders>
-            <w:tcMar>
-              <w:top w:w="60" w:type="dxa"/>
-              <w:left w:w="100" w:type="dxa"/>
-              <w:bottom w:w="60" w:type="dxa"/>
-              <w:right w:w="100" w:type="dxa"/>
-            </w:tcMar>
-          </w:tcPr>
-          <w:p>
-            <w:pPr>
-              <w:spacing w:line="276" w:lineRule="auto"/>
-              <w:jc w:val="both"/>
-            </w:pPr>
-            <w:r>
-              <w:rPr>
-                <w:color w:val="1F2A22"/>
-                <w:sz w:val="20"/>
-                <w:szCs w:val="20"/>
-              </w:rPr>
-              <w:t xml:space="preserve">Probé cada </w:t>
-            </w:r>
-            <w:proofErr w:type="spellStart"/>
-            <w:r>
-              <w:rPr>
-                <w:color w:val="1F2A22"/>
-                <w:sz w:val="20"/>
-                <w:szCs w:val="20"/>
-              </w:rPr>
-              <w:t>trigger</w:t>
-            </w:r>
-            <w:proofErr w:type="spellEnd"/>
-            <w:r>
-              <w:rPr>
-                <w:color w:val="1F2A22"/>
-                <w:sz w:val="20"/>
-                <w:szCs w:val="20"/>
-              </w:rPr>
-              <w:t xml:space="preserve"> con un caso que funciona y uno que falla.</w:t>
-            </w:r>
-          </w:p>
-        </w:tc>
-        <w:tc>
-          <w:tcPr>
-            <w:tcW w:w="1500" w:type="dxa"/>
-            <w:tcBorders>
-              <w:top w:val="single" w:sz="4" w:space="0" w:color="BFC9C2"/>
-              <w:left w:val="single" w:sz="4" w:space="0" w:color="BFC9C2"/>
-              <w:bottom w:val="single" w:sz="4" w:space="0" w:color="BFC9C2"/>
-              <w:right w:val="single" w:sz="4" w:space="0" w:color="BFC9C2"/>
-            </w:tcBorders>
-            <w:tcMar>
-              <w:top w:w="60" w:type="dxa"/>
-              <w:left w:w="100" w:type="dxa"/>
-              <w:bottom w:w="60" w:type="dxa"/>
-              <w:right w:w="100" w:type="dxa"/>
-            </w:tcMar>
-          </w:tcPr>
-          <w:p>
-            <w:pPr>
-              <w:spacing w:line="276" w:lineRule="auto"/>
-              <w:jc w:val="both"/>
-            </w:pPr>
-          </w:p>
-        </w:tc>
-      </w:tr>
-      <w:tr>
-        <w:tblPrEx>
-          <w:tblCellMar>
-            <w:top w:w="0" w:type="dxa"/>
-            <w:bottom w:w="0" w:type="dxa"/>
-          </w:tblCellMar>
-        </w:tblPrEx>
         <w:trPr>
           <w:cantSplit/>
         </w:trPr>
